--- a/PROMPT.docx
+++ b/PROMPT.docx
@@ -3,251 +3,524 @@
 <w:document xmlns:wpc="http://schemas.microsoft.com/office/word/2010/wordprocessingCanvas" xmlns:cx="http://schemas.microsoft.com/office/drawing/2014/chartex" xmlns:cx1="http://schemas.microsoft.com/office/drawing/2015/9/8/chartex" xmlns:cx2="http://schemas.microsoft.com/office/drawing/2015/10/21/chartex" xmlns:cx3="http://schemas.microsoft.com/office/drawing/2016/5/9/chartex" xmlns:cx4="http://schemas.microsoft.com/office/drawing/2016/5/10/chartex" xmlns:cx5="http://schemas.microsoft.com/office/drawing/2016/5/11/chartex" xmlns:cx6="http://schemas.microsoft.com/office/drawing/2016/5/12/chartex" xmlns:cx7="http://schemas.microsoft.com/office/drawing/2016/5/13/chartex" xmlns:cx8="http://schemas.microsoft.com/office/drawing/2016/5/14/chartex" xmlns:mc="http://schemas.openxmlformats.org/markup-compatibility/2006" xmlns:aink="http://schemas.microsoft.com/office/drawing/2016/ink" xmlns:am3d="http://schemas.microsoft.com/office/drawing/2017/model3d" xmlns:o="urn:schemas-microsoft-com:office:office" xmlns:oel="http://schemas.microsoft.com/office/2019/extlst" xmlns:r="http://schemas.openxmlformats.org/officeDocument/2006/relationships" xmlns:m="http://schemas.openxmlformats.org/officeDocument/2006/math" xmlns:v="urn:schemas-microsoft-com:vml" xmlns:wp14="http://schemas.microsoft.com/office/word/2010/wordprocessingDrawing" xmlns:wp="http://schemas.openxmlformats.org/drawingml/2006/wordprocessingDrawing" xmlns:w10="urn:schemas-microsoft-com:office:word" xmlns:w="http://schemas.openxmlformats.org/wordprocessingml/2006/main" xmlns:w14="http://schemas.microsoft.com/office/word/2010/wordml" xmlns:w15="http://schemas.microsoft.com/office/word/2012/wordml" xmlns:w16cex="http://schemas.microsoft.com/office/word/2018/wordml/cex" xmlns:w16cid="http://schemas.microsoft.com/office/word/2016/wordml/cid" xmlns:w16="http://schemas.microsoft.com/office/word/2018/wordml" xmlns:w16du="http://schemas.microsoft.com/office/word/2023/wordml/word16du" xmlns:w16sdtdh="http://schemas.microsoft.com/office/word/2020/wordml/sdtdatahash" xmlns:w16sdtfl="http://schemas.microsoft.com/office/word/2024/wordml/sdtformatlock" xmlns:w16se="http://schemas.microsoft.com/office/word/2015/wordml/symex" xmlns:wpg="http://schemas.microsoft.com/office/word/2010/wordprocessingGroup" xmlns:wpi="http://schemas.microsoft.com/office/word/2010/wordprocessingInk" xmlns:wne="http://schemas.microsoft.com/office/word/2006/wordml" xmlns:wps="http://schemas.microsoft.com/office/word/2010/wordprocessingShape" mc:Ignorable="w14 w15 w16se w16cid w16 w16cex w16sdtdh w16sdtfl w16du wp14">
   <w:body>
     <w:p>
-      <w:r>
-        <w:t>Build a polished, responsive **To-Do List web app** with a modern, minimal UI.</w:t>
+      <w:pPr>
+        <w:rPr>
+          <w:b/>
+          <w:bCs/>
+          <w:sz w:val="38"/>
+          <w:szCs w:val="35"/>
+        </w:rPr>
+      </w:pPr>
+      <w:r>
+        <w:rPr>
+          <w:b/>
+          <w:bCs/>
+          <w:sz w:val="38"/>
+          <w:szCs w:val="35"/>
+        </w:rPr>
+        <w:t>2400032885</w:t>
+      </w:r>
+    </w:p>
+    <w:p>
+      <w:pPr>
+        <w:rPr>
+          <w:b/>
+          <w:bCs/>
+          <w:sz w:val="38"/>
+          <w:szCs w:val="35"/>
+        </w:rPr>
+      </w:pPr>
+      <w:proofErr w:type="spellStart"/>
+      <w:r>
+        <w:rPr>
+          <w:b/>
+          <w:bCs/>
+          <w:sz w:val="38"/>
+          <w:szCs w:val="35"/>
+        </w:rPr>
+        <w:t>Gihtub</w:t>
+      </w:r>
+      <w:proofErr w:type="spellEnd"/>
+      <w:r>
+        <w:rPr>
+          <w:b/>
+          <w:bCs/>
+          <w:sz w:val="38"/>
+          <w:szCs w:val="35"/>
+        </w:rPr>
+        <w:t xml:space="preserve"> Repo: </w:t>
+      </w:r>
+      <w:hyperlink r:id="rId5" w:history="1">
+        <w:r>
+          <w:rPr>
+            <w:rStyle w:val="Hyperlink"/>
+            <w:b/>
+            <w:bCs/>
+            <w:sz w:val="38"/>
+            <w:szCs w:val="35"/>
+          </w:rPr>
+          <w:t>https://github.com/PrashantDevX/TO-DO-LIST</w:t>
+        </w:r>
+      </w:hyperlink>
+    </w:p>
+    <w:p>
+      <w:pPr>
+        <w:rPr>
+          <w:b/>
+          <w:bCs/>
+          <w:sz w:val="38"/>
+          <w:szCs w:val="35"/>
+        </w:rPr>
+      </w:pPr>
+      <w:r>
+        <w:rPr>
+          <w:b/>
+          <w:bCs/>
+          <w:sz w:val="38"/>
+          <w:szCs w:val="35"/>
+        </w:rPr>
+        <w:t>Prompt used:</w:t>
       </w:r>
     </w:p>
     <w:p/>
     <w:p>
       <w:r>
-        <w:t>### Core Features</w:t>
+        <w:t>Build a polished, responsive To-Do List web app with a modern, minimal UI.</w:t>
+      </w:r>
+    </w:p>
+    <w:p>
+      <w:r>
+        <w:t>Core Features</w:t>
+      </w:r>
+    </w:p>
+    <w:p>
+      <w:pPr>
+        <w:numPr>
+          <w:ilvl w:val="0"/>
+          <w:numId w:val="7"/>
+        </w:numPr>
+      </w:pPr>
+      <w:r>
+        <w:t>Add, edit, delete, and complete tasks.</w:t>
+      </w:r>
+    </w:p>
+    <w:p>
+      <w:pPr>
+        <w:numPr>
+          <w:ilvl w:val="0"/>
+          <w:numId w:val="7"/>
+        </w:numPr>
+      </w:pPr>
+      <w:r>
+        <w:t>Task fields: title, description, priority, due date, category/tag.</w:t>
+      </w:r>
+    </w:p>
+    <w:p>
+      <w:pPr>
+        <w:numPr>
+          <w:ilvl w:val="0"/>
+          <w:numId w:val="7"/>
+        </w:numPr>
+      </w:pPr>
+      <w:r>
+        <w:t>Search, filter, and sort tasks.</w:t>
+      </w:r>
+    </w:p>
+    <w:p>
+      <w:pPr>
+        <w:numPr>
+          <w:ilvl w:val="0"/>
+          <w:numId w:val="7"/>
+        </w:numPr>
+      </w:pPr>
+      <w:r>
+        <w:t>Views: All, Active, Completed, Overdue.</w:t>
+      </w:r>
+    </w:p>
+    <w:p>
+      <w:pPr>
+        <w:numPr>
+          <w:ilvl w:val="0"/>
+          <w:numId w:val="7"/>
+        </w:numPr>
+      </w:pPr>
+      <w:r>
+        <w:t>Task counts and completion progress.</w:t>
+      </w:r>
+    </w:p>
+    <w:p>
+      <w:pPr>
+        <w:numPr>
+          <w:ilvl w:val="0"/>
+          <w:numId w:val="7"/>
+        </w:numPr>
+      </w:pPr>
+      <w:r>
+        <w:t>Drag-and-drop task ordering.</w:t>
+      </w:r>
+    </w:p>
+    <w:p>
+      <w:pPr>
+        <w:numPr>
+          <w:ilvl w:val="0"/>
+          <w:numId w:val="7"/>
+        </w:numPr>
+      </w:pPr>
+      <w:r>
+        <w:t>Dark/light mode.</w:t>
+      </w:r>
+    </w:p>
+    <w:p>
+      <w:r>
+        <w:t>Data &amp; Persistence</w:t>
+      </w:r>
+    </w:p>
+    <w:p>
+      <w:pPr>
+        <w:numPr>
+          <w:ilvl w:val="0"/>
+          <w:numId w:val="8"/>
+        </w:numPr>
+      </w:pPr>
+      <w:r>
+        <w:t xml:space="preserve">Store all data locally using </w:t>
+      </w:r>
+      <w:proofErr w:type="spellStart"/>
+      <w:r>
+        <w:t>IndexedDB</w:t>
+      </w:r>
+      <w:proofErr w:type="spellEnd"/>
+      <w:r>
+        <w:t xml:space="preserve"> (preferred) with a clean storage layer.</w:t>
+      </w:r>
+    </w:p>
+    <w:p>
+      <w:pPr>
+        <w:numPr>
+          <w:ilvl w:val="0"/>
+          <w:numId w:val="8"/>
+        </w:numPr>
+      </w:pPr>
+      <w:r>
+        <w:t>App must work fully offline.</w:t>
+      </w:r>
+    </w:p>
+    <w:p>
+      <w:pPr>
+        <w:numPr>
+          <w:ilvl w:val="0"/>
+          <w:numId w:val="8"/>
+        </w:numPr>
+      </w:pPr>
+      <w:r>
+        <w:t>Persist tasks, settings, theme, filters, and ordering after refresh/restart.</w:t>
+      </w:r>
+    </w:p>
+    <w:p>
+      <w:pPr>
+        <w:numPr>
+          <w:ilvl w:val="0"/>
+          <w:numId w:val="8"/>
+        </w:numPr>
+      </w:pPr>
+      <w:r>
+        <w:t>Handle empty/corrupted local data gracefully.</w:t>
+      </w:r>
+    </w:p>
+    <w:p>
+      <w:r>
+        <w:t>Export / Import</w:t>
+      </w:r>
+    </w:p>
+    <w:p>
+      <w:pPr>
+        <w:numPr>
+          <w:ilvl w:val="0"/>
+          <w:numId w:val="9"/>
+        </w:numPr>
+      </w:pPr>
+      <w:r>
+        <w:t>Export tasks as JSON, CSV, and TXT.</w:t>
+      </w:r>
+    </w:p>
+    <w:p>
+      <w:pPr>
+        <w:numPr>
+          <w:ilvl w:val="0"/>
+          <w:numId w:val="9"/>
+        </w:numPr>
+      </w:pPr>
+      <w:r>
+        <w:t>Import tasks from JSON/CSV with validation and duplicate handling.</w:t>
+      </w:r>
+    </w:p>
+    <w:p>
+      <w:pPr>
+        <w:numPr>
+          <w:ilvl w:val="0"/>
+          <w:numId w:val="9"/>
+        </w:numPr>
+      </w:pPr>
+      <w:r>
+        <w:t>Provide clear success/error feedback.</w:t>
+      </w:r>
+    </w:p>
+    <w:p>
+      <w:pPr>
+        <w:numPr>
+          <w:ilvl w:val="0"/>
+          <w:numId w:val="9"/>
+        </w:numPr>
+      </w:pPr>
+      <w:r>
+        <w:t>Use browser APIs only; no backend/database server.</w:t>
+      </w:r>
+    </w:p>
+    <w:p>
+      <w:r>
+        <w:t>UI/UX</w:t>
+      </w:r>
+    </w:p>
+    <w:p>
+      <w:pPr>
+        <w:numPr>
+          <w:ilvl w:val="0"/>
+          <w:numId w:val="10"/>
+        </w:numPr>
+      </w:pPr>
+      <w:r>
+        <w:lastRenderedPageBreak/>
+        <w:t>Clean modern dashboard-style frontend.</w:t>
+      </w:r>
+    </w:p>
+    <w:p>
+      <w:pPr>
+        <w:numPr>
+          <w:ilvl w:val="0"/>
+          <w:numId w:val="10"/>
+        </w:numPr>
+      </w:pPr>
+      <w:r>
+        <w:t>Responsive for mobile, tablet, and desktop.</w:t>
+      </w:r>
+    </w:p>
+    <w:p>
+      <w:pPr>
+        <w:numPr>
+          <w:ilvl w:val="0"/>
+          <w:numId w:val="10"/>
+        </w:numPr>
+      </w:pPr>
+      <w:r>
+        <w:t>Accessible buttons, forms, keyboard navigation, and proper labels.</w:t>
+      </w:r>
+    </w:p>
+    <w:p>
+      <w:pPr>
+        <w:numPr>
+          <w:ilvl w:val="0"/>
+          <w:numId w:val="10"/>
+        </w:numPr>
+      </w:pPr>
+      <w:r>
+        <w:t>Smooth but subtle animations.</w:t>
+      </w:r>
+    </w:p>
+    <w:p>
+      <w:pPr>
+        <w:numPr>
+          <w:ilvl w:val="0"/>
+          <w:numId w:val="10"/>
+        </w:numPr>
+      </w:pPr>
+      <w:r>
+        <w:t>Confirmation for destructive actions.</w:t>
+      </w:r>
+    </w:p>
+    <w:p>
+      <w:pPr>
+        <w:numPr>
+          <w:ilvl w:val="0"/>
+          <w:numId w:val="10"/>
+        </w:numPr>
+      </w:pPr>
+      <w:r>
+        <w:t>Toast notifications for important actions.</w:t>
+      </w:r>
+    </w:p>
+    <w:p>
+      <w:pPr>
+        <w:numPr>
+          <w:ilvl w:val="0"/>
+          <w:numId w:val="10"/>
+        </w:numPr>
+      </w:pPr>
+      <w:r>
+        <w:t>Empty states and loading states.</w:t>
+      </w:r>
+    </w:p>
+    <w:p>
+      <w:pPr>
+        <w:numPr>
+          <w:ilvl w:val="0"/>
+          <w:numId w:val="10"/>
+        </w:numPr>
+      </w:pPr>
+      <w:r>
+        <w:t>Avoid unnecessary UI clutter.</w:t>
+      </w:r>
+    </w:p>
+    <w:p>
+      <w:r>
+        <w:t>Tech</w:t>
+      </w:r>
+    </w:p>
+    <w:p>
+      <w:pPr>
+        <w:numPr>
+          <w:ilvl w:val="0"/>
+          <w:numId w:val="11"/>
+        </w:numPr>
+      </w:pPr>
+      <w:r>
+        <w:t>Use React + Vite + Tailwind CSS.</w:t>
+      </w:r>
+    </w:p>
+    <w:p>
+      <w:pPr>
+        <w:numPr>
+          <w:ilvl w:val="0"/>
+          <w:numId w:val="11"/>
+        </w:numPr>
+      </w:pPr>
+      <w:r>
+        <w:t>Use reusable components and clean folder structure.</w:t>
+      </w:r>
+    </w:p>
+    <w:p>
+      <w:pPr>
+        <w:numPr>
+          <w:ilvl w:val="0"/>
+          <w:numId w:val="11"/>
+        </w:numPr>
+      </w:pPr>
+      <w:r>
+        <w:t>Keep state management simple unless complexity requires otherwise.</w:t>
+      </w:r>
+    </w:p>
+    <w:p>
+      <w:pPr>
+        <w:numPr>
+          <w:ilvl w:val="0"/>
+          <w:numId w:val="11"/>
+        </w:numPr>
+      </w:pPr>
+      <w:r>
+        <w:t xml:space="preserve">Use </w:t>
+      </w:r>
+      <w:proofErr w:type="spellStart"/>
+      <w:r>
+        <w:t>Lucide</w:t>
+      </w:r>
+      <w:proofErr w:type="spellEnd"/>
+      <w:r>
+        <w:t xml:space="preserve"> icons.</w:t>
+      </w:r>
+    </w:p>
+    <w:p>
+      <w:pPr>
+        <w:numPr>
+          <w:ilvl w:val="0"/>
+          <w:numId w:val="11"/>
+        </w:numPr>
+      </w:pPr>
+      <w:r>
+        <w:t>No authentication, backend, external database, or unnecessary dependencies.</w:t>
+      </w:r>
+    </w:p>
+    <w:p>
+      <w:r>
+        <w:t>Quality</w:t>
+      </w:r>
+    </w:p>
+    <w:p>
+      <w:pPr>
+        <w:numPr>
+          <w:ilvl w:val="0"/>
+          <w:numId w:val="12"/>
+        </w:numPr>
+      </w:pPr>
+      <w:r>
+        <w:t>Production-quality code.</w:t>
+      </w:r>
+    </w:p>
+    <w:p>
+      <w:pPr>
+        <w:numPr>
+          <w:ilvl w:val="0"/>
+          <w:numId w:val="12"/>
+        </w:numPr>
+      </w:pPr>
+      <w:r>
+        <w:t>Mobile-first responsive design.</w:t>
+      </w:r>
+    </w:p>
+    <w:p>
+      <w:pPr>
+        <w:numPr>
+          <w:ilvl w:val="0"/>
+          <w:numId w:val="12"/>
+        </w:numPr>
+      </w:pPr>
+      <w:r>
+        <w:t>No placeholder functionality.</w:t>
+      </w:r>
+    </w:p>
+    <w:p>
+      <w:pPr>
+        <w:numPr>
+          <w:ilvl w:val="0"/>
+          <w:numId w:val="12"/>
+        </w:numPr>
+      </w:pPr>
+      <w:r>
+        <w:t>Validate all inputs.</w:t>
+      </w:r>
+    </w:p>
+    <w:p>
+      <w:pPr>
+        <w:numPr>
+          <w:ilvl w:val="0"/>
+          <w:numId w:val="12"/>
+        </w:numPr>
+      </w:pPr>
+      <w:r>
+        <w:t>Prevent data loss during imports/exports.</w:t>
+      </w:r>
+    </w:p>
+    <w:p>
+      <w:pPr>
+        <w:numPr>
+          <w:ilvl w:val="0"/>
+          <w:numId w:val="12"/>
+        </w:numPr>
+      </w:pPr>
+      <w:r>
+        <w:t>Keep the implementation simple, fast, and maintainable.</w:t>
+      </w:r>
+    </w:p>
+    <w:p>
+      <w:pPr>
+        <w:numPr>
+          <w:ilvl w:val="0"/>
+          <w:numId w:val="12"/>
+        </w:numPr>
+      </w:pPr>
+      <w:r>
+        <w:t>After implementation, test every major feature and fix errors.</w:t>
       </w:r>
     </w:p>
     <w:p/>
-    <w:p>
-      <w:r>
-        <w:t>- Add, edit, delete, and complete tasks.</w:t>
-      </w:r>
-    </w:p>
-    <w:p>
-      <w:r>
-        <w:t>- Task fields: title, description, priority, due date, category/tag.</w:t>
-      </w:r>
-    </w:p>
-    <w:p>
-      <w:r>
-        <w:t>- Search, filter, and sort tasks.</w:t>
-      </w:r>
-    </w:p>
-    <w:p>
-      <w:r>
-        <w:t>- Views: All, Active, Completed, Overdue.</w:t>
-      </w:r>
-    </w:p>
-    <w:p>
-      <w:r>
-        <w:t>- Task counts and completion progress.</w:t>
-      </w:r>
-    </w:p>
-    <w:p>
-      <w:r>
-        <w:t>- Drag-and-drop task ordering.</w:t>
-      </w:r>
-    </w:p>
-    <w:p>
-      <w:r>
-        <w:t>- Dark/light mode.</w:t>
-      </w:r>
-    </w:p>
-    <w:p/>
-    <w:p>
-      <w:r>
-        <w:t>### Data &amp; Persistence</w:t>
-      </w:r>
-    </w:p>
-    <w:p/>
-    <w:p>
-      <w:r>
-        <w:t>- Store all data locally using **</w:t>
-      </w:r>
-      <w:proofErr w:type="spellStart"/>
-      <w:r>
-        <w:t>IndexedDB</w:t>
-      </w:r>
-      <w:proofErr w:type="spellEnd"/>
-      <w:r>
-        <w:t>** (preferred) with a clean storage layer.</w:t>
-      </w:r>
-    </w:p>
-    <w:p>
-      <w:r>
-        <w:t>- App must work fully offline.</w:t>
-      </w:r>
-    </w:p>
-    <w:p>
-      <w:r>
-        <w:t>- Persist tasks, settings, theme, filters, and ordering after refresh/restart.</w:t>
-      </w:r>
-    </w:p>
-    <w:p>
-      <w:r>
-        <w:t>- Handle empty/corrupted local data gracefully.</w:t>
-      </w:r>
-    </w:p>
-    <w:p/>
-    <w:p>
-      <w:r>
-        <w:t>### Export / Import</w:t>
-      </w:r>
-    </w:p>
-    <w:p/>
-    <w:p>
-      <w:r>
-        <w:t>- Export tasks as **JSON, CSV, and TXT**.</w:t>
-      </w:r>
-    </w:p>
-    <w:p>
-      <w:r>
-        <w:t>- Import tasks from JSON/CSV with validation and duplicate handling.</w:t>
-      </w:r>
-    </w:p>
-    <w:p>
-      <w:r>
-        <w:t>- Provide clear success/error feedback.</w:t>
-      </w:r>
-    </w:p>
-    <w:p>
-      <w:r>
-        <w:t>- Use browser APIs only; no backend/database server.</w:t>
-      </w:r>
-    </w:p>
-    <w:p/>
-    <w:p>
-      <w:r>
-        <w:lastRenderedPageBreak/>
-        <w:t>### UI/UX</w:t>
-      </w:r>
-    </w:p>
-    <w:p/>
-    <w:p>
-      <w:r>
-        <w:t>- Clean modern dashboard-style frontend.</w:t>
-      </w:r>
-    </w:p>
-    <w:p>
-      <w:r>
-        <w:t>- Responsive for mobile, tablet, and desktop.</w:t>
-      </w:r>
-    </w:p>
-    <w:p>
-      <w:r>
-        <w:t>- Accessible buttons, forms, keyboard navigation, and proper labels.</w:t>
-      </w:r>
-    </w:p>
-    <w:p>
-      <w:r>
-        <w:t>- Smooth but subtle animations.</w:t>
-      </w:r>
-    </w:p>
-    <w:p>
-      <w:r>
-        <w:t xml:space="preserve">- Confirmation </w:t>
-      </w:r>
-      <w:proofErr w:type="gramStart"/>
-      <w:r>
-        <w:t>for</w:t>
-      </w:r>
-      <w:proofErr w:type="gramEnd"/>
-      <w:r>
-        <w:t xml:space="preserve"> destructive actions.</w:t>
-      </w:r>
-    </w:p>
-    <w:p>
-      <w:r>
-        <w:t>- Toast notifications for important actions.</w:t>
-      </w:r>
-    </w:p>
-    <w:p>
-      <w:r>
-        <w:t>- Empty states and loading states.</w:t>
-      </w:r>
-    </w:p>
-    <w:p>
-      <w:r>
-        <w:t>- Avoid unnecessary UI clutter.</w:t>
-      </w:r>
-    </w:p>
-    <w:p/>
-    <w:p>
-      <w:r>
-        <w:t>### Tech</w:t>
-      </w:r>
-    </w:p>
-    <w:p>
-      <w:r>
-        <w:t>Use **React + Vite + Tailwind CSS**.</w:t>
-      </w:r>
-    </w:p>
-    <w:p>
-      <w:r>
-        <w:t>Use reusable components and clean folder structure.</w:t>
-      </w:r>
-    </w:p>
-    <w:p>
-      <w:r>
-        <w:t>Keep state management simple unless complexity requires otherwise.</w:t>
-      </w:r>
-    </w:p>
-    <w:p>
-      <w:r>
-        <w:t xml:space="preserve">Use </w:t>
-      </w:r>
-      <w:proofErr w:type="spellStart"/>
-      <w:r>
-        <w:t>Lucide</w:t>
-      </w:r>
-      <w:proofErr w:type="spellEnd"/>
-      <w:r>
-        <w:t xml:space="preserve"> icons.</w:t>
-      </w:r>
-    </w:p>
-    <w:p>
-      <w:r>
-        <w:t>No authentication, backend, external database, or unnecessary dependencies.</w:t>
-      </w:r>
-    </w:p>
-    <w:p/>
-    <w:p>
-      <w:r>
-        <w:t>### Quality</w:t>
-      </w:r>
-    </w:p>
-    <w:p/>
-    <w:p>
-      <w:r>
-        <w:t>- Production-quality code.</w:t>
-      </w:r>
-    </w:p>
-    <w:p>
-      <w:r>
-        <w:t>- Mobile-first responsive design.</w:t>
-      </w:r>
-    </w:p>
-    <w:p>
-      <w:r>
-        <w:t>- No placeholder functionality.</w:t>
-      </w:r>
-    </w:p>
-    <w:p>
-      <w:r>
-        <w:t>- Validate all inputs.</w:t>
-      </w:r>
-    </w:p>
-    <w:p>
-      <w:r>
-        <w:t>- Prevent data loss during imports/exports.</w:t>
-      </w:r>
-    </w:p>
-    <w:p>
-      <w:r>
-        <w:t>- Keep the implementation simple, fast, and maintainable.</w:t>
-      </w:r>
-    </w:p>
-    <w:p>
-      <w:r>
-        <w:t>- After implementation, test every major feature and fix errors.</w:t>
-      </w:r>
-    </w:p>
     <w:sectPr>
       <w:pgSz w:w="12240" w:h="15840"/>
       <w:pgMar w:top="1440" w:right="1440" w:bottom="1440" w:left="1440" w:header="708" w:footer="708" w:gutter="0"/>
@@ -256,6 +529,1835 @@
     </w:sectPr>
   </w:body>
 </w:document>
+</file>
+
+<file path=word/numbering.xml><?xml version="1.0" encoding="utf-8"?>
+<w:numbering xmlns:wpc="http://schemas.microsoft.com/office/word/2010/wordprocessingCanvas" xmlns:cx="http://schemas.microsoft.com/office/drawing/2014/chartex" xmlns:cx1="http://schemas.microsoft.com/office/drawing/2015/9/8/chartex" xmlns:cx2="http://schemas.microsoft.com/office/drawing/2015/10/21/chartex" xmlns:cx3="http://schemas.microsoft.com/office/drawing/2016/5/9/chartex" xmlns:cx4="http://schemas.microsoft.com/office/drawing/2016/5/10/chartex" xmlns:cx5="http://schemas.microsoft.com/office/drawing/2016/5/11/chartex" xmlns:cx6="http://schemas.microsoft.com/office/drawing/2016/5/12/chartex" xmlns:cx7="http://schemas.microsoft.com/office/drawing/2016/5/13/chartex" xmlns:cx8="http://schemas.microsoft.com/office/drawing/2016/5/14/chartex" xmlns:mc="http://schemas.openxmlformats.org/markup-compatibility/2006" xmlns:aink="http://schemas.microsoft.com/office/drawing/2016/ink" xmlns:am3d="http://schemas.microsoft.com/office/drawing/2017/model3d" xmlns:o="urn:schemas-microsoft-com:office:office" xmlns:oel="http://schemas.microsoft.com/office/2019/extlst" xmlns:r="http://schemas.openxmlformats.org/officeDocument/2006/relationships" xmlns:m="http://schemas.openxmlformats.org/officeDocument/2006/math" xmlns:v="urn:schemas-microsoft-com:vml" xmlns:wp14="http://schemas.microsoft.com/office/word/2010/wordprocessingDrawing" xmlns:wp="http://schemas.openxmlformats.org/drawingml/2006/wordprocessingDrawing" xmlns:w10="urn:schemas-microsoft-com:office:word" xmlns:w="http://schemas.openxmlformats.org/wordprocessingml/2006/main" xmlns:w14="http://schemas.microsoft.com/office/word/2010/wordml" xmlns:w15="http://schemas.microsoft.com/office/word/2012/wordml" xmlns:w16cex="http://schemas.microsoft.com/office/word/2018/wordml/cex" xmlns:w16cid="http://schemas.microsoft.com/office/word/2016/wordml/cid" xmlns:w16="http://schemas.microsoft.com/office/word/2018/wordml" xmlns:w16du="http://schemas.microsoft.com/office/word/2023/wordml/word16du" xmlns:w16sdtdh="http://schemas.microsoft.com/office/word/2020/wordml/sdtdatahash" xmlns:w16sdtfl="http://schemas.microsoft.com/office/word/2024/wordml/sdtformatlock" xmlns:w16se="http://schemas.microsoft.com/office/word/2015/wordml/symex" xmlns:wpg="http://schemas.microsoft.com/office/word/2010/wordprocessingGroup" xmlns:wpi="http://schemas.microsoft.com/office/word/2010/wordprocessingInk" xmlns:wne="http://schemas.microsoft.com/office/word/2006/wordml" xmlns:wps="http://schemas.microsoft.com/office/word/2010/wordprocessingShape" mc:Ignorable="w14 w15 w16se w16cid w16 w16cex w16sdtdh w16sdtfl w16du wp14">
+  <w:abstractNum w:abstractNumId="0" w15:restartNumberingAfterBreak="0">
+    <w:nsid w:val="1BF81CDC"/>
+    <w:multiLevelType w:val="multilevel"/>
+    <w:tmpl w:val="B866ABB8"/>
+    <w:lvl w:ilvl="0">
+      <w:start w:val="1"/>
+      <w:numFmt w:val="bullet"/>
+      <w:lvlText w:val=""/>
+      <w:lvlJc w:val="left"/>
+      <w:pPr>
+        <w:tabs>
+          <w:tab w:val="num" w:pos="720"/>
+        </w:tabs>
+        <w:ind w:left="720" w:hanging="360"/>
+      </w:pPr>
+      <w:rPr>
+        <w:rFonts w:ascii="Symbol" w:hAnsi="Symbol" w:hint="default"/>
+        <w:sz w:val="20"/>
+      </w:rPr>
+    </w:lvl>
+    <w:lvl w:ilvl="1" w:tentative="1">
+      <w:start w:val="1"/>
+      <w:numFmt w:val="bullet"/>
+      <w:lvlText w:val="o"/>
+      <w:lvlJc w:val="left"/>
+      <w:pPr>
+        <w:tabs>
+          <w:tab w:val="num" w:pos="1440"/>
+        </w:tabs>
+        <w:ind w:left="1440" w:hanging="360"/>
+      </w:pPr>
+      <w:rPr>
+        <w:rFonts w:ascii="Courier New" w:hAnsi="Courier New" w:hint="default"/>
+        <w:sz w:val="20"/>
+      </w:rPr>
+    </w:lvl>
+    <w:lvl w:ilvl="2" w:tentative="1">
+      <w:start w:val="1"/>
+      <w:numFmt w:val="bullet"/>
+      <w:lvlText w:val=""/>
+      <w:lvlJc w:val="left"/>
+      <w:pPr>
+        <w:tabs>
+          <w:tab w:val="num" w:pos="2160"/>
+        </w:tabs>
+        <w:ind w:left="2160" w:hanging="360"/>
+      </w:pPr>
+      <w:rPr>
+        <w:rFonts w:ascii="Wingdings" w:hAnsi="Wingdings" w:hint="default"/>
+        <w:sz w:val="20"/>
+      </w:rPr>
+    </w:lvl>
+    <w:lvl w:ilvl="3" w:tentative="1">
+      <w:start w:val="1"/>
+      <w:numFmt w:val="bullet"/>
+      <w:lvlText w:val=""/>
+      <w:lvlJc w:val="left"/>
+      <w:pPr>
+        <w:tabs>
+          <w:tab w:val="num" w:pos="2880"/>
+        </w:tabs>
+        <w:ind w:left="2880" w:hanging="360"/>
+      </w:pPr>
+      <w:rPr>
+        <w:rFonts w:ascii="Wingdings" w:hAnsi="Wingdings" w:hint="default"/>
+        <w:sz w:val="20"/>
+      </w:rPr>
+    </w:lvl>
+    <w:lvl w:ilvl="4" w:tentative="1">
+      <w:start w:val="1"/>
+      <w:numFmt w:val="bullet"/>
+      <w:lvlText w:val=""/>
+      <w:lvlJc w:val="left"/>
+      <w:pPr>
+        <w:tabs>
+          <w:tab w:val="num" w:pos="3600"/>
+        </w:tabs>
+        <w:ind w:left="3600" w:hanging="360"/>
+      </w:pPr>
+      <w:rPr>
+        <w:rFonts w:ascii="Wingdings" w:hAnsi="Wingdings" w:hint="default"/>
+        <w:sz w:val="20"/>
+      </w:rPr>
+    </w:lvl>
+    <w:lvl w:ilvl="5" w:tentative="1">
+      <w:start w:val="1"/>
+      <w:numFmt w:val="bullet"/>
+      <w:lvlText w:val=""/>
+      <w:lvlJc w:val="left"/>
+      <w:pPr>
+        <w:tabs>
+          <w:tab w:val="num" w:pos="4320"/>
+        </w:tabs>
+        <w:ind w:left="4320" w:hanging="360"/>
+      </w:pPr>
+      <w:rPr>
+        <w:rFonts w:ascii="Wingdings" w:hAnsi="Wingdings" w:hint="default"/>
+        <w:sz w:val="20"/>
+      </w:rPr>
+    </w:lvl>
+    <w:lvl w:ilvl="6" w:tentative="1">
+      <w:start w:val="1"/>
+      <w:numFmt w:val="bullet"/>
+      <w:lvlText w:val=""/>
+      <w:lvlJc w:val="left"/>
+      <w:pPr>
+        <w:tabs>
+          <w:tab w:val="num" w:pos="5040"/>
+        </w:tabs>
+        <w:ind w:left="5040" w:hanging="360"/>
+      </w:pPr>
+      <w:rPr>
+        <w:rFonts w:ascii="Wingdings" w:hAnsi="Wingdings" w:hint="default"/>
+        <w:sz w:val="20"/>
+      </w:rPr>
+    </w:lvl>
+    <w:lvl w:ilvl="7" w:tentative="1">
+      <w:start w:val="1"/>
+      <w:numFmt w:val="bullet"/>
+      <w:lvlText w:val=""/>
+      <w:lvlJc w:val="left"/>
+      <w:pPr>
+        <w:tabs>
+          <w:tab w:val="num" w:pos="5760"/>
+        </w:tabs>
+        <w:ind w:left="5760" w:hanging="360"/>
+      </w:pPr>
+      <w:rPr>
+        <w:rFonts w:ascii="Wingdings" w:hAnsi="Wingdings" w:hint="default"/>
+        <w:sz w:val="20"/>
+      </w:rPr>
+    </w:lvl>
+    <w:lvl w:ilvl="8" w:tentative="1">
+      <w:start w:val="1"/>
+      <w:numFmt w:val="bullet"/>
+      <w:lvlText w:val=""/>
+      <w:lvlJc w:val="left"/>
+      <w:pPr>
+        <w:tabs>
+          <w:tab w:val="num" w:pos="6480"/>
+        </w:tabs>
+        <w:ind w:left="6480" w:hanging="360"/>
+      </w:pPr>
+      <w:rPr>
+        <w:rFonts w:ascii="Wingdings" w:hAnsi="Wingdings" w:hint="default"/>
+        <w:sz w:val="20"/>
+      </w:rPr>
+    </w:lvl>
+  </w:abstractNum>
+  <w:abstractNum w:abstractNumId="1" w15:restartNumberingAfterBreak="0">
+    <w:nsid w:val="25293F87"/>
+    <w:multiLevelType w:val="multilevel"/>
+    <w:tmpl w:val="9C6AF644"/>
+    <w:lvl w:ilvl="0">
+      <w:start w:val="1"/>
+      <w:numFmt w:val="bullet"/>
+      <w:lvlText w:val=""/>
+      <w:lvlJc w:val="left"/>
+      <w:pPr>
+        <w:tabs>
+          <w:tab w:val="num" w:pos="720"/>
+        </w:tabs>
+        <w:ind w:left="720" w:hanging="360"/>
+      </w:pPr>
+      <w:rPr>
+        <w:rFonts w:ascii="Symbol" w:hAnsi="Symbol" w:hint="default"/>
+        <w:sz w:val="20"/>
+      </w:rPr>
+    </w:lvl>
+    <w:lvl w:ilvl="1" w:tentative="1">
+      <w:start w:val="1"/>
+      <w:numFmt w:val="bullet"/>
+      <w:lvlText w:val="o"/>
+      <w:lvlJc w:val="left"/>
+      <w:pPr>
+        <w:tabs>
+          <w:tab w:val="num" w:pos="1440"/>
+        </w:tabs>
+        <w:ind w:left="1440" w:hanging="360"/>
+      </w:pPr>
+      <w:rPr>
+        <w:rFonts w:ascii="Courier New" w:hAnsi="Courier New" w:hint="default"/>
+        <w:sz w:val="20"/>
+      </w:rPr>
+    </w:lvl>
+    <w:lvl w:ilvl="2" w:tentative="1">
+      <w:start w:val="1"/>
+      <w:numFmt w:val="bullet"/>
+      <w:lvlText w:val=""/>
+      <w:lvlJc w:val="left"/>
+      <w:pPr>
+        <w:tabs>
+          <w:tab w:val="num" w:pos="2160"/>
+        </w:tabs>
+        <w:ind w:left="2160" w:hanging="360"/>
+      </w:pPr>
+      <w:rPr>
+        <w:rFonts w:ascii="Wingdings" w:hAnsi="Wingdings" w:hint="default"/>
+        <w:sz w:val="20"/>
+      </w:rPr>
+    </w:lvl>
+    <w:lvl w:ilvl="3" w:tentative="1">
+      <w:start w:val="1"/>
+      <w:numFmt w:val="bullet"/>
+      <w:lvlText w:val=""/>
+      <w:lvlJc w:val="left"/>
+      <w:pPr>
+        <w:tabs>
+          <w:tab w:val="num" w:pos="2880"/>
+        </w:tabs>
+        <w:ind w:left="2880" w:hanging="360"/>
+      </w:pPr>
+      <w:rPr>
+        <w:rFonts w:ascii="Wingdings" w:hAnsi="Wingdings" w:hint="default"/>
+        <w:sz w:val="20"/>
+      </w:rPr>
+    </w:lvl>
+    <w:lvl w:ilvl="4" w:tentative="1">
+      <w:start w:val="1"/>
+      <w:numFmt w:val="bullet"/>
+      <w:lvlText w:val=""/>
+      <w:lvlJc w:val="left"/>
+      <w:pPr>
+        <w:tabs>
+          <w:tab w:val="num" w:pos="3600"/>
+        </w:tabs>
+        <w:ind w:left="3600" w:hanging="360"/>
+      </w:pPr>
+      <w:rPr>
+        <w:rFonts w:ascii="Wingdings" w:hAnsi="Wingdings" w:hint="default"/>
+        <w:sz w:val="20"/>
+      </w:rPr>
+    </w:lvl>
+    <w:lvl w:ilvl="5" w:tentative="1">
+      <w:start w:val="1"/>
+      <w:numFmt w:val="bullet"/>
+      <w:lvlText w:val=""/>
+      <w:lvlJc w:val="left"/>
+      <w:pPr>
+        <w:tabs>
+          <w:tab w:val="num" w:pos="4320"/>
+        </w:tabs>
+        <w:ind w:left="4320" w:hanging="360"/>
+      </w:pPr>
+      <w:rPr>
+        <w:rFonts w:ascii="Wingdings" w:hAnsi="Wingdings" w:hint="default"/>
+        <w:sz w:val="20"/>
+      </w:rPr>
+    </w:lvl>
+    <w:lvl w:ilvl="6" w:tentative="1">
+      <w:start w:val="1"/>
+      <w:numFmt w:val="bullet"/>
+      <w:lvlText w:val=""/>
+      <w:lvlJc w:val="left"/>
+      <w:pPr>
+        <w:tabs>
+          <w:tab w:val="num" w:pos="5040"/>
+        </w:tabs>
+        <w:ind w:left="5040" w:hanging="360"/>
+      </w:pPr>
+      <w:rPr>
+        <w:rFonts w:ascii="Wingdings" w:hAnsi="Wingdings" w:hint="default"/>
+        <w:sz w:val="20"/>
+      </w:rPr>
+    </w:lvl>
+    <w:lvl w:ilvl="7" w:tentative="1">
+      <w:start w:val="1"/>
+      <w:numFmt w:val="bullet"/>
+      <w:lvlText w:val=""/>
+      <w:lvlJc w:val="left"/>
+      <w:pPr>
+        <w:tabs>
+          <w:tab w:val="num" w:pos="5760"/>
+        </w:tabs>
+        <w:ind w:left="5760" w:hanging="360"/>
+      </w:pPr>
+      <w:rPr>
+        <w:rFonts w:ascii="Wingdings" w:hAnsi="Wingdings" w:hint="default"/>
+        <w:sz w:val="20"/>
+      </w:rPr>
+    </w:lvl>
+    <w:lvl w:ilvl="8" w:tentative="1">
+      <w:start w:val="1"/>
+      <w:numFmt w:val="bullet"/>
+      <w:lvlText w:val=""/>
+      <w:lvlJc w:val="left"/>
+      <w:pPr>
+        <w:tabs>
+          <w:tab w:val="num" w:pos="6480"/>
+        </w:tabs>
+        <w:ind w:left="6480" w:hanging="360"/>
+      </w:pPr>
+      <w:rPr>
+        <w:rFonts w:ascii="Wingdings" w:hAnsi="Wingdings" w:hint="default"/>
+        <w:sz w:val="20"/>
+      </w:rPr>
+    </w:lvl>
+  </w:abstractNum>
+  <w:abstractNum w:abstractNumId="2" w15:restartNumberingAfterBreak="0">
+    <w:nsid w:val="27DC6435"/>
+    <w:multiLevelType w:val="multilevel"/>
+    <w:tmpl w:val="470017EC"/>
+    <w:lvl w:ilvl="0">
+      <w:start w:val="1"/>
+      <w:numFmt w:val="bullet"/>
+      <w:lvlText w:val=""/>
+      <w:lvlJc w:val="left"/>
+      <w:pPr>
+        <w:tabs>
+          <w:tab w:val="num" w:pos="720"/>
+        </w:tabs>
+        <w:ind w:left="720" w:hanging="360"/>
+      </w:pPr>
+      <w:rPr>
+        <w:rFonts w:ascii="Symbol" w:hAnsi="Symbol" w:hint="default"/>
+        <w:sz w:val="20"/>
+      </w:rPr>
+    </w:lvl>
+    <w:lvl w:ilvl="1" w:tentative="1">
+      <w:start w:val="1"/>
+      <w:numFmt w:val="bullet"/>
+      <w:lvlText w:val="o"/>
+      <w:lvlJc w:val="left"/>
+      <w:pPr>
+        <w:tabs>
+          <w:tab w:val="num" w:pos="1440"/>
+        </w:tabs>
+        <w:ind w:left="1440" w:hanging="360"/>
+      </w:pPr>
+      <w:rPr>
+        <w:rFonts w:ascii="Courier New" w:hAnsi="Courier New" w:hint="default"/>
+        <w:sz w:val="20"/>
+      </w:rPr>
+    </w:lvl>
+    <w:lvl w:ilvl="2" w:tentative="1">
+      <w:start w:val="1"/>
+      <w:numFmt w:val="bullet"/>
+      <w:lvlText w:val=""/>
+      <w:lvlJc w:val="left"/>
+      <w:pPr>
+        <w:tabs>
+          <w:tab w:val="num" w:pos="2160"/>
+        </w:tabs>
+        <w:ind w:left="2160" w:hanging="360"/>
+      </w:pPr>
+      <w:rPr>
+        <w:rFonts w:ascii="Wingdings" w:hAnsi="Wingdings" w:hint="default"/>
+        <w:sz w:val="20"/>
+      </w:rPr>
+    </w:lvl>
+    <w:lvl w:ilvl="3" w:tentative="1">
+      <w:start w:val="1"/>
+      <w:numFmt w:val="bullet"/>
+      <w:lvlText w:val=""/>
+      <w:lvlJc w:val="left"/>
+      <w:pPr>
+        <w:tabs>
+          <w:tab w:val="num" w:pos="2880"/>
+        </w:tabs>
+        <w:ind w:left="2880" w:hanging="360"/>
+      </w:pPr>
+      <w:rPr>
+        <w:rFonts w:ascii="Wingdings" w:hAnsi="Wingdings" w:hint="default"/>
+        <w:sz w:val="20"/>
+      </w:rPr>
+    </w:lvl>
+    <w:lvl w:ilvl="4" w:tentative="1">
+      <w:start w:val="1"/>
+      <w:numFmt w:val="bullet"/>
+      <w:lvlText w:val=""/>
+      <w:lvlJc w:val="left"/>
+      <w:pPr>
+        <w:tabs>
+          <w:tab w:val="num" w:pos="3600"/>
+        </w:tabs>
+        <w:ind w:left="3600" w:hanging="360"/>
+      </w:pPr>
+      <w:rPr>
+        <w:rFonts w:ascii="Wingdings" w:hAnsi="Wingdings" w:hint="default"/>
+        <w:sz w:val="20"/>
+      </w:rPr>
+    </w:lvl>
+    <w:lvl w:ilvl="5" w:tentative="1">
+      <w:start w:val="1"/>
+      <w:numFmt w:val="bullet"/>
+      <w:lvlText w:val=""/>
+      <w:lvlJc w:val="left"/>
+      <w:pPr>
+        <w:tabs>
+          <w:tab w:val="num" w:pos="4320"/>
+        </w:tabs>
+        <w:ind w:left="4320" w:hanging="360"/>
+      </w:pPr>
+      <w:rPr>
+        <w:rFonts w:ascii="Wingdings" w:hAnsi="Wingdings" w:hint="default"/>
+        <w:sz w:val="20"/>
+      </w:rPr>
+    </w:lvl>
+    <w:lvl w:ilvl="6" w:tentative="1">
+      <w:start w:val="1"/>
+      <w:numFmt w:val="bullet"/>
+      <w:lvlText w:val=""/>
+      <w:lvlJc w:val="left"/>
+      <w:pPr>
+        <w:tabs>
+          <w:tab w:val="num" w:pos="5040"/>
+        </w:tabs>
+        <w:ind w:left="5040" w:hanging="360"/>
+      </w:pPr>
+      <w:rPr>
+        <w:rFonts w:ascii="Wingdings" w:hAnsi="Wingdings" w:hint="default"/>
+        <w:sz w:val="20"/>
+      </w:rPr>
+    </w:lvl>
+    <w:lvl w:ilvl="7" w:tentative="1">
+      <w:start w:val="1"/>
+      <w:numFmt w:val="bullet"/>
+      <w:lvlText w:val=""/>
+      <w:lvlJc w:val="left"/>
+      <w:pPr>
+        <w:tabs>
+          <w:tab w:val="num" w:pos="5760"/>
+        </w:tabs>
+        <w:ind w:left="5760" w:hanging="360"/>
+      </w:pPr>
+      <w:rPr>
+        <w:rFonts w:ascii="Wingdings" w:hAnsi="Wingdings" w:hint="default"/>
+        <w:sz w:val="20"/>
+      </w:rPr>
+    </w:lvl>
+    <w:lvl w:ilvl="8" w:tentative="1">
+      <w:start w:val="1"/>
+      <w:numFmt w:val="bullet"/>
+      <w:lvlText w:val=""/>
+      <w:lvlJc w:val="left"/>
+      <w:pPr>
+        <w:tabs>
+          <w:tab w:val="num" w:pos="6480"/>
+        </w:tabs>
+        <w:ind w:left="6480" w:hanging="360"/>
+      </w:pPr>
+      <w:rPr>
+        <w:rFonts w:ascii="Wingdings" w:hAnsi="Wingdings" w:hint="default"/>
+        <w:sz w:val="20"/>
+      </w:rPr>
+    </w:lvl>
+  </w:abstractNum>
+  <w:abstractNum w:abstractNumId="3" w15:restartNumberingAfterBreak="0">
+    <w:nsid w:val="375864FA"/>
+    <w:multiLevelType w:val="multilevel"/>
+    <w:tmpl w:val="42D8DEC8"/>
+    <w:lvl w:ilvl="0">
+      <w:start w:val="1"/>
+      <w:numFmt w:val="bullet"/>
+      <w:lvlText w:val=""/>
+      <w:lvlJc w:val="left"/>
+      <w:pPr>
+        <w:tabs>
+          <w:tab w:val="num" w:pos="720"/>
+        </w:tabs>
+        <w:ind w:left="720" w:hanging="360"/>
+      </w:pPr>
+      <w:rPr>
+        <w:rFonts w:ascii="Symbol" w:hAnsi="Symbol" w:hint="default"/>
+        <w:sz w:val="20"/>
+      </w:rPr>
+    </w:lvl>
+    <w:lvl w:ilvl="1" w:tentative="1">
+      <w:start w:val="1"/>
+      <w:numFmt w:val="bullet"/>
+      <w:lvlText w:val="o"/>
+      <w:lvlJc w:val="left"/>
+      <w:pPr>
+        <w:tabs>
+          <w:tab w:val="num" w:pos="1440"/>
+        </w:tabs>
+        <w:ind w:left="1440" w:hanging="360"/>
+      </w:pPr>
+      <w:rPr>
+        <w:rFonts w:ascii="Courier New" w:hAnsi="Courier New" w:hint="default"/>
+        <w:sz w:val="20"/>
+      </w:rPr>
+    </w:lvl>
+    <w:lvl w:ilvl="2" w:tentative="1">
+      <w:start w:val="1"/>
+      <w:numFmt w:val="bullet"/>
+      <w:lvlText w:val=""/>
+      <w:lvlJc w:val="left"/>
+      <w:pPr>
+        <w:tabs>
+          <w:tab w:val="num" w:pos="2160"/>
+        </w:tabs>
+        <w:ind w:left="2160" w:hanging="360"/>
+      </w:pPr>
+      <w:rPr>
+        <w:rFonts w:ascii="Wingdings" w:hAnsi="Wingdings" w:hint="default"/>
+        <w:sz w:val="20"/>
+      </w:rPr>
+    </w:lvl>
+    <w:lvl w:ilvl="3" w:tentative="1">
+      <w:start w:val="1"/>
+      <w:numFmt w:val="bullet"/>
+      <w:lvlText w:val=""/>
+      <w:lvlJc w:val="left"/>
+      <w:pPr>
+        <w:tabs>
+          <w:tab w:val="num" w:pos="2880"/>
+        </w:tabs>
+        <w:ind w:left="2880" w:hanging="360"/>
+      </w:pPr>
+      <w:rPr>
+        <w:rFonts w:ascii="Wingdings" w:hAnsi="Wingdings" w:hint="default"/>
+        <w:sz w:val="20"/>
+      </w:rPr>
+    </w:lvl>
+    <w:lvl w:ilvl="4" w:tentative="1">
+      <w:start w:val="1"/>
+      <w:numFmt w:val="bullet"/>
+      <w:lvlText w:val=""/>
+      <w:lvlJc w:val="left"/>
+      <w:pPr>
+        <w:tabs>
+          <w:tab w:val="num" w:pos="3600"/>
+        </w:tabs>
+        <w:ind w:left="3600" w:hanging="360"/>
+      </w:pPr>
+      <w:rPr>
+        <w:rFonts w:ascii="Wingdings" w:hAnsi="Wingdings" w:hint="default"/>
+        <w:sz w:val="20"/>
+      </w:rPr>
+    </w:lvl>
+    <w:lvl w:ilvl="5" w:tentative="1">
+      <w:start w:val="1"/>
+      <w:numFmt w:val="bullet"/>
+      <w:lvlText w:val=""/>
+      <w:lvlJc w:val="left"/>
+      <w:pPr>
+        <w:tabs>
+          <w:tab w:val="num" w:pos="4320"/>
+        </w:tabs>
+        <w:ind w:left="4320" w:hanging="360"/>
+      </w:pPr>
+      <w:rPr>
+        <w:rFonts w:ascii="Wingdings" w:hAnsi="Wingdings" w:hint="default"/>
+        <w:sz w:val="20"/>
+      </w:rPr>
+    </w:lvl>
+    <w:lvl w:ilvl="6" w:tentative="1">
+      <w:start w:val="1"/>
+      <w:numFmt w:val="bullet"/>
+      <w:lvlText w:val=""/>
+      <w:lvlJc w:val="left"/>
+      <w:pPr>
+        <w:tabs>
+          <w:tab w:val="num" w:pos="5040"/>
+        </w:tabs>
+        <w:ind w:left="5040" w:hanging="360"/>
+      </w:pPr>
+      <w:rPr>
+        <w:rFonts w:ascii="Wingdings" w:hAnsi="Wingdings" w:hint="default"/>
+        <w:sz w:val="20"/>
+      </w:rPr>
+    </w:lvl>
+    <w:lvl w:ilvl="7" w:tentative="1">
+      <w:start w:val="1"/>
+      <w:numFmt w:val="bullet"/>
+      <w:lvlText w:val=""/>
+      <w:lvlJc w:val="left"/>
+      <w:pPr>
+        <w:tabs>
+          <w:tab w:val="num" w:pos="5760"/>
+        </w:tabs>
+        <w:ind w:left="5760" w:hanging="360"/>
+      </w:pPr>
+      <w:rPr>
+        <w:rFonts w:ascii="Wingdings" w:hAnsi="Wingdings" w:hint="default"/>
+        <w:sz w:val="20"/>
+      </w:rPr>
+    </w:lvl>
+    <w:lvl w:ilvl="8" w:tentative="1">
+      <w:start w:val="1"/>
+      <w:numFmt w:val="bullet"/>
+      <w:lvlText w:val=""/>
+      <w:lvlJc w:val="left"/>
+      <w:pPr>
+        <w:tabs>
+          <w:tab w:val="num" w:pos="6480"/>
+        </w:tabs>
+        <w:ind w:left="6480" w:hanging="360"/>
+      </w:pPr>
+      <w:rPr>
+        <w:rFonts w:ascii="Wingdings" w:hAnsi="Wingdings" w:hint="default"/>
+        <w:sz w:val="20"/>
+      </w:rPr>
+    </w:lvl>
+  </w:abstractNum>
+  <w:abstractNum w:abstractNumId="4" w15:restartNumberingAfterBreak="0">
+    <w:nsid w:val="37E45B43"/>
+    <w:multiLevelType w:val="multilevel"/>
+    <w:tmpl w:val="D30A9DF2"/>
+    <w:lvl w:ilvl="0">
+      <w:start w:val="1"/>
+      <w:numFmt w:val="bullet"/>
+      <w:lvlText w:val=""/>
+      <w:lvlJc w:val="left"/>
+      <w:pPr>
+        <w:tabs>
+          <w:tab w:val="num" w:pos="720"/>
+        </w:tabs>
+        <w:ind w:left="720" w:hanging="360"/>
+      </w:pPr>
+      <w:rPr>
+        <w:rFonts w:ascii="Symbol" w:hAnsi="Symbol" w:hint="default"/>
+        <w:sz w:val="20"/>
+      </w:rPr>
+    </w:lvl>
+    <w:lvl w:ilvl="1" w:tentative="1">
+      <w:start w:val="1"/>
+      <w:numFmt w:val="bullet"/>
+      <w:lvlText w:val="o"/>
+      <w:lvlJc w:val="left"/>
+      <w:pPr>
+        <w:tabs>
+          <w:tab w:val="num" w:pos="1440"/>
+        </w:tabs>
+        <w:ind w:left="1440" w:hanging="360"/>
+      </w:pPr>
+      <w:rPr>
+        <w:rFonts w:ascii="Courier New" w:hAnsi="Courier New" w:hint="default"/>
+        <w:sz w:val="20"/>
+      </w:rPr>
+    </w:lvl>
+    <w:lvl w:ilvl="2" w:tentative="1">
+      <w:start w:val="1"/>
+      <w:numFmt w:val="bullet"/>
+      <w:lvlText w:val=""/>
+      <w:lvlJc w:val="left"/>
+      <w:pPr>
+        <w:tabs>
+          <w:tab w:val="num" w:pos="2160"/>
+        </w:tabs>
+        <w:ind w:left="2160" w:hanging="360"/>
+      </w:pPr>
+      <w:rPr>
+        <w:rFonts w:ascii="Wingdings" w:hAnsi="Wingdings" w:hint="default"/>
+        <w:sz w:val="20"/>
+      </w:rPr>
+    </w:lvl>
+    <w:lvl w:ilvl="3" w:tentative="1">
+      <w:start w:val="1"/>
+      <w:numFmt w:val="bullet"/>
+      <w:lvlText w:val=""/>
+      <w:lvlJc w:val="left"/>
+      <w:pPr>
+        <w:tabs>
+          <w:tab w:val="num" w:pos="2880"/>
+        </w:tabs>
+        <w:ind w:left="2880" w:hanging="360"/>
+      </w:pPr>
+      <w:rPr>
+        <w:rFonts w:ascii="Wingdings" w:hAnsi="Wingdings" w:hint="default"/>
+        <w:sz w:val="20"/>
+      </w:rPr>
+    </w:lvl>
+    <w:lvl w:ilvl="4" w:tentative="1">
+      <w:start w:val="1"/>
+      <w:numFmt w:val="bullet"/>
+      <w:lvlText w:val=""/>
+      <w:lvlJc w:val="left"/>
+      <w:pPr>
+        <w:tabs>
+          <w:tab w:val="num" w:pos="3600"/>
+        </w:tabs>
+        <w:ind w:left="3600" w:hanging="360"/>
+      </w:pPr>
+      <w:rPr>
+        <w:rFonts w:ascii="Wingdings" w:hAnsi="Wingdings" w:hint="default"/>
+        <w:sz w:val="20"/>
+      </w:rPr>
+    </w:lvl>
+    <w:lvl w:ilvl="5" w:tentative="1">
+      <w:start w:val="1"/>
+      <w:numFmt w:val="bullet"/>
+      <w:lvlText w:val=""/>
+      <w:lvlJc w:val="left"/>
+      <w:pPr>
+        <w:tabs>
+          <w:tab w:val="num" w:pos="4320"/>
+        </w:tabs>
+        <w:ind w:left="4320" w:hanging="360"/>
+      </w:pPr>
+      <w:rPr>
+        <w:rFonts w:ascii="Wingdings" w:hAnsi="Wingdings" w:hint="default"/>
+        <w:sz w:val="20"/>
+      </w:rPr>
+    </w:lvl>
+    <w:lvl w:ilvl="6" w:tentative="1">
+      <w:start w:val="1"/>
+      <w:numFmt w:val="bullet"/>
+      <w:lvlText w:val=""/>
+      <w:lvlJc w:val="left"/>
+      <w:pPr>
+        <w:tabs>
+          <w:tab w:val="num" w:pos="5040"/>
+        </w:tabs>
+        <w:ind w:left="5040" w:hanging="360"/>
+      </w:pPr>
+      <w:rPr>
+        <w:rFonts w:ascii="Wingdings" w:hAnsi="Wingdings" w:hint="default"/>
+        <w:sz w:val="20"/>
+      </w:rPr>
+    </w:lvl>
+    <w:lvl w:ilvl="7" w:tentative="1">
+      <w:start w:val="1"/>
+      <w:numFmt w:val="bullet"/>
+      <w:lvlText w:val=""/>
+      <w:lvlJc w:val="left"/>
+      <w:pPr>
+        <w:tabs>
+          <w:tab w:val="num" w:pos="5760"/>
+        </w:tabs>
+        <w:ind w:left="5760" w:hanging="360"/>
+      </w:pPr>
+      <w:rPr>
+        <w:rFonts w:ascii="Wingdings" w:hAnsi="Wingdings" w:hint="default"/>
+        <w:sz w:val="20"/>
+      </w:rPr>
+    </w:lvl>
+    <w:lvl w:ilvl="8" w:tentative="1">
+      <w:start w:val="1"/>
+      <w:numFmt w:val="bullet"/>
+      <w:lvlText w:val=""/>
+      <w:lvlJc w:val="left"/>
+      <w:pPr>
+        <w:tabs>
+          <w:tab w:val="num" w:pos="6480"/>
+        </w:tabs>
+        <w:ind w:left="6480" w:hanging="360"/>
+      </w:pPr>
+      <w:rPr>
+        <w:rFonts w:ascii="Wingdings" w:hAnsi="Wingdings" w:hint="default"/>
+        <w:sz w:val="20"/>
+      </w:rPr>
+    </w:lvl>
+  </w:abstractNum>
+  <w:abstractNum w:abstractNumId="5" w15:restartNumberingAfterBreak="0">
+    <w:nsid w:val="38B008C4"/>
+    <w:multiLevelType w:val="multilevel"/>
+    <w:tmpl w:val="15A82B3E"/>
+    <w:lvl w:ilvl="0">
+      <w:start w:val="1"/>
+      <w:numFmt w:val="bullet"/>
+      <w:lvlText w:val=""/>
+      <w:lvlJc w:val="left"/>
+      <w:pPr>
+        <w:tabs>
+          <w:tab w:val="num" w:pos="720"/>
+        </w:tabs>
+        <w:ind w:left="720" w:hanging="360"/>
+      </w:pPr>
+      <w:rPr>
+        <w:rFonts w:ascii="Symbol" w:hAnsi="Symbol" w:hint="default"/>
+        <w:sz w:val="20"/>
+      </w:rPr>
+    </w:lvl>
+    <w:lvl w:ilvl="1" w:tentative="1">
+      <w:start w:val="1"/>
+      <w:numFmt w:val="bullet"/>
+      <w:lvlText w:val="o"/>
+      <w:lvlJc w:val="left"/>
+      <w:pPr>
+        <w:tabs>
+          <w:tab w:val="num" w:pos="1440"/>
+        </w:tabs>
+        <w:ind w:left="1440" w:hanging="360"/>
+      </w:pPr>
+      <w:rPr>
+        <w:rFonts w:ascii="Courier New" w:hAnsi="Courier New" w:hint="default"/>
+        <w:sz w:val="20"/>
+      </w:rPr>
+    </w:lvl>
+    <w:lvl w:ilvl="2" w:tentative="1">
+      <w:start w:val="1"/>
+      <w:numFmt w:val="bullet"/>
+      <w:lvlText w:val=""/>
+      <w:lvlJc w:val="left"/>
+      <w:pPr>
+        <w:tabs>
+          <w:tab w:val="num" w:pos="2160"/>
+        </w:tabs>
+        <w:ind w:left="2160" w:hanging="360"/>
+      </w:pPr>
+      <w:rPr>
+        <w:rFonts w:ascii="Wingdings" w:hAnsi="Wingdings" w:hint="default"/>
+        <w:sz w:val="20"/>
+      </w:rPr>
+    </w:lvl>
+    <w:lvl w:ilvl="3" w:tentative="1">
+      <w:start w:val="1"/>
+      <w:numFmt w:val="bullet"/>
+      <w:lvlText w:val=""/>
+      <w:lvlJc w:val="left"/>
+      <w:pPr>
+        <w:tabs>
+          <w:tab w:val="num" w:pos="2880"/>
+        </w:tabs>
+        <w:ind w:left="2880" w:hanging="360"/>
+      </w:pPr>
+      <w:rPr>
+        <w:rFonts w:ascii="Wingdings" w:hAnsi="Wingdings" w:hint="default"/>
+        <w:sz w:val="20"/>
+      </w:rPr>
+    </w:lvl>
+    <w:lvl w:ilvl="4" w:tentative="1">
+      <w:start w:val="1"/>
+      <w:numFmt w:val="bullet"/>
+      <w:lvlText w:val=""/>
+      <w:lvlJc w:val="left"/>
+      <w:pPr>
+        <w:tabs>
+          <w:tab w:val="num" w:pos="3600"/>
+        </w:tabs>
+        <w:ind w:left="3600" w:hanging="360"/>
+      </w:pPr>
+      <w:rPr>
+        <w:rFonts w:ascii="Wingdings" w:hAnsi="Wingdings" w:hint="default"/>
+        <w:sz w:val="20"/>
+      </w:rPr>
+    </w:lvl>
+    <w:lvl w:ilvl="5" w:tentative="1">
+      <w:start w:val="1"/>
+      <w:numFmt w:val="bullet"/>
+      <w:lvlText w:val=""/>
+      <w:lvlJc w:val="left"/>
+      <w:pPr>
+        <w:tabs>
+          <w:tab w:val="num" w:pos="4320"/>
+        </w:tabs>
+        <w:ind w:left="4320" w:hanging="360"/>
+      </w:pPr>
+      <w:rPr>
+        <w:rFonts w:ascii="Wingdings" w:hAnsi="Wingdings" w:hint="default"/>
+        <w:sz w:val="20"/>
+      </w:rPr>
+    </w:lvl>
+    <w:lvl w:ilvl="6" w:tentative="1">
+      <w:start w:val="1"/>
+      <w:numFmt w:val="bullet"/>
+      <w:lvlText w:val=""/>
+      <w:lvlJc w:val="left"/>
+      <w:pPr>
+        <w:tabs>
+          <w:tab w:val="num" w:pos="5040"/>
+        </w:tabs>
+        <w:ind w:left="5040" w:hanging="360"/>
+      </w:pPr>
+      <w:rPr>
+        <w:rFonts w:ascii="Wingdings" w:hAnsi="Wingdings" w:hint="default"/>
+        <w:sz w:val="20"/>
+      </w:rPr>
+    </w:lvl>
+    <w:lvl w:ilvl="7" w:tentative="1">
+      <w:start w:val="1"/>
+      <w:numFmt w:val="bullet"/>
+      <w:lvlText w:val=""/>
+      <w:lvlJc w:val="left"/>
+      <w:pPr>
+        <w:tabs>
+          <w:tab w:val="num" w:pos="5760"/>
+        </w:tabs>
+        <w:ind w:left="5760" w:hanging="360"/>
+      </w:pPr>
+      <w:rPr>
+        <w:rFonts w:ascii="Wingdings" w:hAnsi="Wingdings" w:hint="default"/>
+        <w:sz w:val="20"/>
+      </w:rPr>
+    </w:lvl>
+    <w:lvl w:ilvl="8" w:tentative="1">
+      <w:start w:val="1"/>
+      <w:numFmt w:val="bullet"/>
+      <w:lvlText w:val=""/>
+      <w:lvlJc w:val="left"/>
+      <w:pPr>
+        <w:tabs>
+          <w:tab w:val="num" w:pos="6480"/>
+        </w:tabs>
+        <w:ind w:left="6480" w:hanging="360"/>
+      </w:pPr>
+      <w:rPr>
+        <w:rFonts w:ascii="Wingdings" w:hAnsi="Wingdings" w:hint="default"/>
+        <w:sz w:val="20"/>
+      </w:rPr>
+    </w:lvl>
+  </w:abstractNum>
+  <w:abstractNum w:abstractNumId="6" w15:restartNumberingAfterBreak="0">
+    <w:nsid w:val="458B249C"/>
+    <w:multiLevelType w:val="multilevel"/>
+    <w:tmpl w:val="5D7270E8"/>
+    <w:lvl w:ilvl="0">
+      <w:start w:val="1"/>
+      <w:numFmt w:val="bullet"/>
+      <w:lvlText w:val=""/>
+      <w:lvlJc w:val="left"/>
+      <w:pPr>
+        <w:tabs>
+          <w:tab w:val="num" w:pos="720"/>
+        </w:tabs>
+        <w:ind w:left="720" w:hanging="360"/>
+      </w:pPr>
+      <w:rPr>
+        <w:rFonts w:ascii="Symbol" w:hAnsi="Symbol" w:hint="default"/>
+        <w:sz w:val="20"/>
+      </w:rPr>
+    </w:lvl>
+    <w:lvl w:ilvl="1" w:tentative="1">
+      <w:start w:val="1"/>
+      <w:numFmt w:val="bullet"/>
+      <w:lvlText w:val="o"/>
+      <w:lvlJc w:val="left"/>
+      <w:pPr>
+        <w:tabs>
+          <w:tab w:val="num" w:pos="1440"/>
+        </w:tabs>
+        <w:ind w:left="1440" w:hanging="360"/>
+      </w:pPr>
+      <w:rPr>
+        <w:rFonts w:ascii="Courier New" w:hAnsi="Courier New" w:hint="default"/>
+        <w:sz w:val="20"/>
+      </w:rPr>
+    </w:lvl>
+    <w:lvl w:ilvl="2" w:tentative="1">
+      <w:start w:val="1"/>
+      <w:numFmt w:val="bullet"/>
+      <w:lvlText w:val=""/>
+      <w:lvlJc w:val="left"/>
+      <w:pPr>
+        <w:tabs>
+          <w:tab w:val="num" w:pos="2160"/>
+        </w:tabs>
+        <w:ind w:left="2160" w:hanging="360"/>
+      </w:pPr>
+      <w:rPr>
+        <w:rFonts w:ascii="Wingdings" w:hAnsi="Wingdings" w:hint="default"/>
+        <w:sz w:val="20"/>
+      </w:rPr>
+    </w:lvl>
+    <w:lvl w:ilvl="3" w:tentative="1">
+      <w:start w:val="1"/>
+      <w:numFmt w:val="bullet"/>
+      <w:lvlText w:val=""/>
+      <w:lvlJc w:val="left"/>
+      <w:pPr>
+        <w:tabs>
+          <w:tab w:val="num" w:pos="2880"/>
+        </w:tabs>
+        <w:ind w:left="2880" w:hanging="360"/>
+      </w:pPr>
+      <w:rPr>
+        <w:rFonts w:ascii="Wingdings" w:hAnsi="Wingdings" w:hint="default"/>
+        <w:sz w:val="20"/>
+      </w:rPr>
+    </w:lvl>
+    <w:lvl w:ilvl="4" w:tentative="1">
+      <w:start w:val="1"/>
+      <w:numFmt w:val="bullet"/>
+      <w:lvlText w:val=""/>
+      <w:lvlJc w:val="left"/>
+      <w:pPr>
+        <w:tabs>
+          <w:tab w:val="num" w:pos="3600"/>
+        </w:tabs>
+        <w:ind w:left="3600" w:hanging="360"/>
+      </w:pPr>
+      <w:rPr>
+        <w:rFonts w:ascii="Wingdings" w:hAnsi="Wingdings" w:hint="default"/>
+        <w:sz w:val="20"/>
+      </w:rPr>
+    </w:lvl>
+    <w:lvl w:ilvl="5" w:tentative="1">
+      <w:start w:val="1"/>
+      <w:numFmt w:val="bullet"/>
+      <w:lvlText w:val=""/>
+      <w:lvlJc w:val="left"/>
+      <w:pPr>
+        <w:tabs>
+          <w:tab w:val="num" w:pos="4320"/>
+        </w:tabs>
+        <w:ind w:left="4320" w:hanging="360"/>
+      </w:pPr>
+      <w:rPr>
+        <w:rFonts w:ascii="Wingdings" w:hAnsi="Wingdings" w:hint="default"/>
+        <w:sz w:val="20"/>
+      </w:rPr>
+    </w:lvl>
+    <w:lvl w:ilvl="6" w:tentative="1">
+      <w:start w:val="1"/>
+      <w:numFmt w:val="bullet"/>
+      <w:lvlText w:val=""/>
+      <w:lvlJc w:val="left"/>
+      <w:pPr>
+        <w:tabs>
+          <w:tab w:val="num" w:pos="5040"/>
+        </w:tabs>
+        <w:ind w:left="5040" w:hanging="360"/>
+      </w:pPr>
+      <w:rPr>
+        <w:rFonts w:ascii="Wingdings" w:hAnsi="Wingdings" w:hint="default"/>
+        <w:sz w:val="20"/>
+      </w:rPr>
+    </w:lvl>
+    <w:lvl w:ilvl="7" w:tentative="1">
+      <w:start w:val="1"/>
+      <w:numFmt w:val="bullet"/>
+      <w:lvlText w:val=""/>
+      <w:lvlJc w:val="left"/>
+      <w:pPr>
+        <w:tabs>
+          <w:tab w:val="num" w:pos="5760"/>
+        </w:tabs>
+        <w:ind w:left="5760" w:hanging="360"/>
+      </w:pPr>
+      <w:rPr>
+        <w:rFonts w:ascii="Wingdings" w:hAnsi="Wingdings" w:hint="default"/>
+        <w:sz w:val="20"/>
+      </w:rPr>
+    </w:lvl>
+    <w:lvl w:ilvl="8" w:tentative="1">
+      <w:start w:val="1"/>
+      <w:numFmt w:val="bullet"/>
+      <w:lvlText w:val=""/>
+      <w:lvlJc w:val="left"/>
+      <w:pPr>
+        <w:tabs>
+          <w:tab w:val="num" w:pos="6480"/>
+        </w:tabs>
+        <w:ind w:left="6480" w:hanging="360"/>
+      </w:pPr>
+      <w:rPr>
+        <w:rFonts w:ascii="Wingdings" w:hAnsi="Wingdings" w:hint="default"/>
+        <w:sz w:val="20"/>
+      </w:rPr>
+    </w:lvl>
+  </w:abstractNum>
+  <w:abstractNum w:abstractNumId="7" w15:restartNumberingAfterBreak="0">
+    <w:nsid w:val="471C4312"/>
+    <w:multiLevelType w:val="multilevel"/>
+    <w:tmpl w:val="BCD6DC36"/>
+    <w:lvl w:ilvl="0">
+      <w:start w:val="1"/>
+      <w:numFmt w:val="bullet"/>
+      <w:lvlText w:val=""/>
+      <w:lvlJc w:val="left"/>
+      <w:pPr>
+        <w:tabs>
+          <w:tab w:val="num" w:pos="720"/>
+        </w:tabs>
+        <w:ind w:left="720" w:hanging="360"/>
+      </w:pPr>
+      <w:rPr>
+        <w:rFonts w:ascii="Symbol" w:hAnsi="Symbol" w:hint="default"/>
+        <w:sz w:val="20"/>
+      </w:rPr>
+    </w:lvl>
+    <w:lvl w:ilvl="1" w:tentative="1">
+      <w:start w:val="1"/>
+      <w:numFmt w:val="bullet"/>
+      <w:lvlText w:val="o"/>
+      <w:lvlJc w:val="left"/>
+      <w:pPr>
+        <w:tabs>
+          <w:tab w:val="num" w:pos="1440"/>
+        </w:tabs>
+        <w:ind w:left="1440" w:hanging="360"/>
+      </w:pPr>
+      <w:rPr>
+        <w:rFonts w:ascii="Courier New" w:hAnsi="Courier New" w:hint="default"/>
+        <w:sz w:val="20"/>
+      </w:rPr>
+    </w:lvl>
+    <w:lvl w:ilvl="2" w:tentative="1">
+      <w:start w:val="1"/>
+      <w:numFmt w:val="bullet"/>
+      <w:lvlText w:val=""/>
+      <w:lvlJc w:val="left"/>
+      <w:pPr>
+        <w:tabs>
+          <w:tab w:val="num" w:pos="2160"/>
+        </w:tabs>
+        <w:ind w:left="2160" w:hanging="360"/>
+      </w:pPr>
+      <w:rPr>
+        <w:rFonts w:ascii="Wingdings" w:hAnsi="Wingdings" w:hint="default"/>
+        <w:sz w:val="20"/>
+      </w:rPr>
+    </w:lvl>
+    <w:lvl w:ilvl="3" w:tentative="1">
+      <w:start w:val="1"/>
+      <w:numFmt w:val="bullet"/>
+      <w:lvlText w:val=""/>
+      <w:lvlJc w:val="left"/>
+      <w:pPr>
+        <w:tabs>
+          <w:tab w:val="num" w:pos="2880"/>
+        </w:tabs>
+        <w:ind w:left="2880" w:hanging="360"/>
+      </w:pPr>
+      <w:rPr>
+        <w:rFonts w:ascii="Wingdings" w:hAnsi="Wingdings" w:hint="default"/>
+        <w:sz w:val="20"/>
+      </w:rPr>
+    </w:lvl>
+    <w:lvl w:ilvl="4" w:tentative="1">
+      <w:start w:val="1"/>
+      <w:numFmt w:val="bullet"/>
+      <w:lvlText w:val=""/>
+      <w:lvlJc w:val="left"/>
+      <w:pPr>
+        <w:tabs>
+          <w:tab w:val="num" w:pos="3600"/>
+        </w:tabs>
+        <w:ind w:left="3600" w:hanging="360"/>
+      </w:pPr>
+      <w:rPr>
+        <w:rFonts w:ascii="Wingdings" w:hAnsi="Wingdings" w:hint="default"/>
+        <w:sz w:val="20"/>
+      </w:rPr>
+    </w:lvl>
+    <w:lvl w:ilvl="5" w:tentative="1">
+      <w:start w:val="1"/>
+      <w:numFmt w:val="bullet"/>
+      <w:lvlText w:val=""/>
+      <w:lvlJc w:val="left"/>
+      <w:pPr>
+        <w:tabs>
+          <w:tab w:val="num" w:pos="4320"/>
+        </w:tabs>
+        <w:ind w:left="4320" w:hanging="360"/>
+      </w:pPr>
+      <w:rPr>
+        <w:rFonts w:ascii="Wingdings" w:hAnsi="Wingdings" w:hint="default"/>
+        <w:sz w:val="20"/>
+      </w:rPr>
+    </w:lvl>
+    <w:lvl w:ilvl="6" w:tentative="1">
+      <w:start w:val="1"/>
+      <w:numFmt w:val="bullet"/>
+      <w:lvlText w:val=""/>
+      <w:lvlJc w:val="left"/>
+      <w:pPr>
+        <w:tabs>
+          <w:tab w:val="num" w:pos="5040"/>
+        </w:tabs>
+        <w:ind w:left="5040" w:hanging="360"/>
+      </w:pPr>
+      <w:rPr>
+        <w:rFonts w:ascii="Wingdings" w:hAnsi="Wingdings" w:hint="default"/>
+        <w:sz w:val="20"/>
+      </w:rPr>
+    </w:lvl>
+    <w:lvl w:ilvl="7" w:tentative="1">
+      <w:start w:val="1"/>
+      <w:numFmt w:val="bullet"/>
+      <w:lvlText w:val=""/>
+      <w:lvlJc w:val="left"/>
+      <w:pPr>
+        <w:tabs>
+          <w:tab w:val="num" w:pos="5760"/>
+        </w:tabs>
+        <w:ind w:left="5760" w:hanging="360"/>
+      </w:pPr>
+      <w:rPr>
+        <w:rFonts w:ascii="Wingdings" w:hAnsi="Wingdings" w:hint="default"/>
+        <w:sz w:val="20"/>
+      </w:rPr>
+    </w:lvl>
+    <w:lvl w:ilvl="8" w:tentative="1">
+      <w:start w:val="1"/>
+      <w:numFmt w:val="bullet"/>
+      <w:lvlText w:val=""/>
+      <w:lvlJc w:val="left"/>
+      <w:pPr>
+        <w:tabs>
+          <w:tab w:val="num" w:pos="6480"/>
+        </w:tabs>
+        <w:ind w:left="6480" w:hanging="360"/>
+      </w:pPr>
+      <w:rPr>
+        <w:rFonts w:ascii="Wingdings" w:hAnsi="Wingdings" w:hint="default"/>
+        <w:sz w:val="20"/>
+      </w:rPr>
+    </w:lvl>
+  </w:abstractNum>
+  <w:abstractNum w:abstractNumId="8" w15:restartNumberingAfterBreak="0">
+    <w:nsid w:val="4B2B7160"/>
+    <w:multiLevelType w:val="multilevel"/>
+    <w:tmpl w:val="79B0EF8A"/>
+    <w:lvl w:ilvl="0">
+      <w:start w:val="1"/>
+      <w:numFmt w:val="bullet"/>
+      <w:lvlText w:val=""/>
+      <w:lvlJc w:val="left"/>
+      <w:pPr>
+        <w:tabs>
+          <w:tab w:val="num" w:pos="720"/>
+        </w:tabs>
+        <w:ind w:left="720" w:hanging="360"/>
+      </w:pPr>
+      <w:rPr>
+        <w:rFonts w:ascii="Symbol" w:hAnsi="Symbol" w:hint="default"/>
+        <w:sz w:val="20"/>
+      </w:rPr>
+    </w:lvl>
+    <w:lvl w:ilvl="1" w:tentative="1">
+      <w:start w:val="1"/>
+      <w:numFmt w:val="bullet"/>
+      <w:lvlText w:val="o"/>
+      <w:lvlJc w:val="left"/>
+      <w:pPr>
+        <w:tabs>
+          <w:tab w:val="num" w:pos="1440"/>
+        </w:tabs>
+        <w:ind w:left="1440" w:hanging="360"/>
+      </w:pPr>
+      <w:rPr>
+        <w:rFonts w:ascii="Courier New" w:hAnsi="Courier New" w:hint="default"/>
+        <w:sz w:val="20"/>
+      </w:rPr>
+    </w:lvl>
+    <w:lvl w:ilvl="2" w:tentative="1">
+      <w:start w:val="1"/>
+      <w:numFmt w:val="bullet"/>
+      <w:lvlText w:val=""/>
+      <w:lvlJc w:val="left"/>
+      <w:pPr>
+        <w:tabs>
+          <w:tab w:val="num" w:pos="2160"/>
+        </w:tabs>
+        <w:ind w:left="2160" w:hanging="360"/>
+      </w:pPr>
+      <w:rPr>
+        <w:rFonts w:ascii="Wingdings" w:hAnsi="Wingdings" w:hint="default"/>
+        <w:sz w:val="20"/>
+      </w:rPr>
+    </w:lvl>
+    <w:lvl w:ilvl="3" w:tentative="1">
+      <w:start w:val="1"/>
+      <w:numFmt w:val="bullet"/>
+      <w:lvlText w:val=""/>
+      <w:lvlJc w:val="left"/>
+      <w:pPr>
+        <w:tabs>
+          <w:tab w:val="num" w:pos="2880"/>
+        </w:tabs>
+        <w:ind w:left="2880" w:hanging="360"/>
+      </w:pPr>
+      <w:rPr>
+        <w:rFonts w:ascii="Wingdings" w:hAnsi="Wingdings" w:hint="default"/>
+        <w:sz w:val="20"/>
+      </w:rPr>
+    </w:lvl>
+    <w:lvl w:ilvl="4" w:tentative="1">
+      <w:start w:val="1"/>
+      <w:numFmt w:val="bullet"/>
+      <w:lvlText w:val=""/>
+      <w:lvlJc w:val="left"/>
+      <w:pPr>
+        <w:tabs>
+          <w:tab w:val="num" w:pos="3600"/>
+        </w:tabs>
+        <w:ind w:left="3600" w:hanging="360"/>
+      </w:pPr>
+      <w:rPr>
+        <w:rFonts w:ascii="Wingdings" w:hAnsi="Wingdings" w:hint="default"/>
+        <w:sz w:val="20"/>
+      </w:rPr>
+    </w:lvl>
+    <w:lvl w:ilvl="5" w:tentative="1">
+      <w:start w:val="1"/>
+      <w:numFmt w:val="bullet"/>
+      <w:lvlText w:val=""/>
+      <w:lvlJc w:val="left"/>
+      <w:pPr>
+        <w:tabs>
+          <w:tab w:val="num" w:pos="4320"/>
+        </w:tabs>
+        <w:ind w:left="4320" w:hanging="360"/>
+      </w:pPr>
+      <w:rPr>
+        <w:rFonts w:ascii="Wingdings" w:hAnsi="Wingdings" w:hint="default"/>
+        <w:sz w:val="20"/>
+      </w:rPr>
+    </w:lvl>
+    <w:lvl w:ilvl="6" w:tentative="1">
+      <w:start w:val="1"/>
+      <w:numFmt w:val="bullet"/>
+      <w:lvlText w:val=""/>
+      <w:lvlJc w:val="left"/>
+      <w:pPr>
+        <w:tabs>
+          <w:tab w:val="num" w:pos="5040"/>
+        </w:tabs>
+        <w:ind w:left="5040" w:hanging="360"/>
+      </w:pPr>
+      <w:rPr>
+        <w:rFonts w:ascii="Wingdings" w:hAnsi="Wingdings" w:hint="default"/>
+        <w:sz w:val="20"/>
+      </w:rPr>
+    </w:lvl>
+    <w:lvl w:ilvl="7" w:tentative="1">
+      <w:start w:val="1"/>
+      <w:numFmt w:val="bullet"/>
+      <w:lvlText w:val=""/>
+      <w:lvlJc w:val="left"/>
+      <w:pPr>
+        <w:tabs>
+          <w:tab w:val="num" w:pos="5760"/>
+        </w:tabs>
+        <w:ind w:left="5760" w:hanging="360"/>
+      </w:pPr>
+      <w:rPr>
+        <w:rFonts w:ascii="Wingdings" w:hAnsi="Wingdings" w:hint="default"/>
+        <w:sz w:val="20"/>
+      </w:rPr>
+    </w:lvl>
+    <w:lvl w:ilvl="8" w:tentative="1">
+      <w:start w:val="1"/>
+      <w:numFmt w:val="bullet"/>
+      <w:lvlText w:val=""/>
+      <w:lvlJc w:val="left"/>
+      <w:pPr>
+        <w:tabs>
+          <w:tab w:val="num" w:pos="6480"/>
+        </w:tabs>
+        <w:ind w:left="6480" w:hanging="360"/>
+      </w:pPr>
+      <w:rPr>
+        <w:rFonts w:ascii="Wingdings" w:hAnsi="Wingdings" w:hint="default"/>
+        <w:sz w:val="20"/>
+      </w:rPr>
+    </w:lvl>
+  </w:abstractNum>
+  <w:abstractNum w:abstractNumId="9" w15:restartNumberingAfterBreak="0">
+    <w:nsid w:val="603D4DE2"/>
+    <w:multiLevelType w:val="multilevel"/>
+    <w:tmpl w:val="1B783E70"/>
+    <w:lvl w:ilvl="0">
+      <w:start w:val="1"/>
+      <w:numFmt w:val="bullet"/>
+      <w:lvlText w:val=""/>
+      <w:lvlJc w:val="left"/>
+      <w:pPr>
+        <w:tabs>
+          <w:tab w:val="num" w:pos="720"/>
+        </w:tabs>
+        <w:ind w:left="720" w:hanging="360"/>
+      </w:pPr>
+      <w:rPr>
+        <w:rFonts w:ascii="Symbol" w:hAnsi="Symbol" w:hint="default"/>
+        <w:sz w:val="20"/>
+      </w:rPr>
+    </w:lvl>
+    <w:lvl w:ilvl="1" w:tentative="1">
+      <w:start w:val="1"/>
+      <w:numFmt w:val="bullet"/>
+      <w:lvlText w:val="o"/>
+      <w:lvlJc w:val="left"/>
+      <w:pPr>
+        <w:tabs>
+          <w:tab w:val="num" w:pos="1440"/>
+        </w:tabs>
+        <w:ind w:left="1440" w:hanging="360"/>
+      </w:pPr>
+      <w:rPr>
+        <w:rFonts w:ascii="Courier New" w:hAnsi="Courier New" w:hint="default"/>
+        <w:sz w:val="20"/>
+      </w:rPr>
+    </w:lvl>
+    <w:lvl w:ilvl="2" w:tentative="1">
+      <w:start w:val="1"/>
+      <w:numFmt w:val="bullet"/>
+      <w:lvlText w:val=""/>
+      <w:lvlJc w:val="left"/>
+      <w:pPr>
+        <w:tabs>
+          <w:tab w:val="num" w:pos="2160"/>
+        </w:tabs>
+        <w:ind w:left="2160" w:hanging="360"/>
+      </w:pPr>
+      <w:rPr>
+        <w:rFonts w:ascii="Wingdings" w:hAnsi="Wingdings" w:hint="default"/>
+        <w:sz w:val="20"/>
+      </w:rPr>
+    </w:lvl>
+    <w:lvl w:ilvl="3" w:tentative="1">
+      <w:start w:val="1"/>
+      <w:numFmt w:val="bullet"/>
+      <w:lvlText w:val=""/>
+      <w:lvlJc w:val="left"/>
+      <w:pPr>
+        <w:tabs>
+          <w:tab w:val="num" w:pos="2880"/>
+        </w:tabs>
+        <w:ind w:left="2880" w:hanging="360"/>
+      </w:pPr>
+      <w:rPr>
+        <w:rFonts w:ascii="Wingdings" w:hAnsi="Wingdings" w:hint="default"/>
+        <w:sz w:val="20"/>
+      </w:rPr>
+    </w:lvl>
+    <w:lvl w:ilvl="4" w:tentative="1">
+      <w:start w:val="1"/>
+      <w:numFmt w:val="bullet"/>
+      <w:lvlText w:val=""/>
+      <w:lvlJc w:val="left"/>
+      <w:pPr>
+        <w:tabs>
+          <w:tab w:val="num" w:pos="3600"/>
+        </w:tabs>
+        <w:ind w:left="3600" w:hanging="360"/>
+      </w:pPr>
+      <w:rPr>
+        <w:rFonts w:ascii="Wingdings" w:hAnsi="Wingdings" w:hint="default"/>
+        <w:sz w:val="20"/>
+      </w:rPr>
+    </w:lvl>
+    <w:lvl w:ilvl="5" w:tentative="1">
+      <w:start w:val="1"/>
+      <w:numFmt w:val="bullet"/>
+      <w:lvlText w:val=""/>
+      <w:lvlJc w:val="left"/>
+      <w:pPr>
+        <w:tabs>
+          <w:tab w:val="num" w:pos="4320"/>
+        </w:tabs>
+        <w:ind w:left="4320" w:hanging="360"/>
+      </w:pPr>
+      <w:rPr>
+        <w:rFonts w:ascii="Wingdings" w:hAnsi="Wingdings" w:hint="default"/>
+        <w:sz w:val="20"/>
+      </w:rPr>
+    </w:lvl>
+    <w:lvl w:ilvl="6" w:tentative="1">
+      <w:start w:val="1"/>
+      <w:numFmt w:val="bullet"/>
+      <w:lvlText w:val=""/>
+      <w:lvlJc w:val="left"/>
+      <w:pPr>
+        <w:tabs>
+          <w:tab w:val="num" w:pos="5040"/>
+        </w:tabs>
+        <w:ind w:left="5040" w:hanging="360"/>
+      </w:pPr>
+      <w:rPr>
+        <w:rFonts w:ascii="Wingdings" w:hAnsi="Wingdings" w:hint="default"/>
+        <w:sz w:val="20"/>
+      </w:rPr>
+    </w:lvl>
+    <w:lvl w:ilvl="7" w:tentative="1">
+      <w:start w:val="1"/>
+      <w:numFmt w:val="bullet"/>
+      <w:lvlText w:val=""/>
+      <w:lvlJc w:val="left"/>
+      <w:pPr>
+        <w:tabs>
+          <w:tab w:val="num" w:pos="5760"/>
+        </w:tabs>
+        <w:ind w:left="5760" w:hanging="360"/>
+      </w:pPr>
+      <w:rPr>
+        <w:rFonts w:ascii="Wingdings" w:hAnsi="Wingdings" w:hint="default"/>
+        <w:sz w:val="20"/>
+      </w:rPr>
+    </w:lvl>
+    <w:lvl w:ilvl="8" w:tentative="1">
+      <w:start w:val="1"/>
+      <w:numFmt w:val="bullet"/>
+      <w:lvlText w:val=""/>
+      <w:lvlJc w:val="left"/>
+      <w:pPr>
+        <w:tabs>
+          <w:tab w:val="num" w:pos="6480"/>
+        </w:tabs>
+        <w:ind w:left="6480" w:hanging="360"/>
+      </w:pPr>
+      <w:rPr>
+        <w:rFonts w:ascii="Wingdings" w:hAnsi="Wingdings" w:hint="default"/>
+        <w:sz w:val="20"/>
+      </w:rPr>
+    </w:lvl>
+  </w:abstractNum>
+  <w:abstractNum w:abstractNumId="10" w15:restartNumberingAfterBreak="0">
+    <w:nsid w:val="63DE117F"/>
+    <w:multiLevelType w:val="multilevel"/>
+    <w:tmpl w:val="E1D06840"/>
+    <w:lvl w:ilvl="0">
+      <w:start w:val="1"/>
+      <w:numFmt w:val="bullet"/>
+      <w:lvlText w:val=""/>
+      <w:lvlJc w:val="left"/>
+      <w:pPr>
+        <w:tabs>
+          <w:tab w:val="num" w:pos="720"/>
+        </w:tabs>
+        <w:ind w:left="720" w:hanging="360"/>
+      </w:pPr>
+      <w:rPr>
+        <w:rFonts w:ascii="Symbol" w:hAnsi="Symbol" w:hint="default"/>
+        <w:sz w:val="20"/>
+      </w:rPr>
+    </w:lvl>
+    <w:lvl w:ilvl="1" w:tentative="1">
+      <w:start w:val="1"/>
+      <w:numFmt w:val="bullet"/>
+      <w:lvlText w:val="o"/>
+      <w:lvlJc w:val="left"/>
+      <w:pPr>
+        <w:tabs>
+          <w:tab w:val="num" w:pos="1440"/>
+        </w:tabs>
+        <w:ind w:left="1440" w:hanging="360"/>
+      </w:pPr>
+      <w:rPr>
+        <w:rFonts w:ascii="Courier New" w:hAnsi="Courier New" w:hint="default"/>
+        <w:sz w:val="20"/>
+      </w:rPr>
+    </w:lvl>
+    <w:lvl w:ilvl="2" w:tentative="1">
+      <w:start w:val="1"/>
+      <w:numFmt w:val="bullet"/>
+      <w:lvlText w:val=""/>
+      <w:lvlJc w:val="left"/>
+      <w:pPr>
+        <w:tabs>
+          <w:tab w:val="num" w:pos="2160"/>
+        </w:tabs>
+        <w:ind w:left="2160" w:hanging="360"/>
+      </w:pPr>
+      <w:rPr>
+        <w:rFonts w:ascii="Wingdings" w:hAnsi="Wingdings" w:hint="default"/>
+        <w:sz w:val="20"/>
+      </w:rPr>
+    </w:lvl>
+    <w:lvl w:ilvl="3" w:tentative="1">
+      <w:start w:val="1"/>
+      <w:numFmt w:val="bullet"/>
+      <w:lvlText w:val=""/>
+      <w:lvlJc w:val="left"/>
+      <w:pPr>
+        <w:tabs>
+          <w:tab w:val="num" w:pos="2880"/>
+        </w:tabs>
+        <w:ind w:left="2880" w:hanging="360"/>
+      </w:pPr>
+      <w:rPr>
+        <w:rFonts w:ascii="Wingdings" w:hAnsi="Wingdings" w:hint="default"/>
+        <w:sz w:val="20"/>
+      </w:rPr>
+    </w:lvl>
+    <w:lvl w:ilvl="4" w:tentative="1">
+      <w:start w:val="1"/>
+      <w:numFmt w:val="bullet"/>
+      <w:lvlText w:val=""/>
+      <w:lvlJc w:val="left"/>
+      <w:pPr>
+        <w:tabs>
+          <w:tab w:val="num" w:pos="3600"/>
+        </w:tabs>
+        <w:ind w:left="3600" w:hanging="360"/>
+      </w:pPr>
+      <w:rPr>
+        <w:rFonts w:ascii="Wingdings" w:hAnsi="Wingdings" w:hint="default"/>
+        <w:sz w:val="20"/>
+      </w:rPr>
+    </w:lvl>
+    <w:lvl w:ilvl="5" w:tentative="1">
+      <w:start w:val="1"/>
+      <w:numFmt w:val="bullet"/>
+      <w:lvlText w:val=""/>
+      <w:lvlJc w:val="left"/>
+      <w:pPr>
+        <w:tabs>
+          <w:tab w:val="num" w:pos="4320"/>
+        </w:tabs>
+        <w:ind w:left="4320" w:hanging="360"/>
+      </w:pPr>
+      <w:rPr>
+        <w:rFonts w:ascii="Wingdings" w:hAnsi="Wingdings" w:hint="default"/>
+        <w:sz w:val="20"/>
+      </w:rPr>
+    </w:lvl>
+    <w:lvl w:ilvl="6" w:tentative="1">
+      <w:start w:val="1"/>
+      <w:numFmt w:val="bullet"/>
+      <w:lvlText w:val=""/>
+      <w:lvlJc w:val="left"/>
+      <w:pPr>
+        <w:tabs>
+          <w:tab w:val="num" w:pos="5040"/>
+        </w:tabs>
+        <w:ind w:left="5040" w:hanging="360"/>
+      </w:pPr>
+      <w:rPr>
+        <w:rFonts w:ascii="Wingdings" w:hAnsi="Wingdings" w:hint="default"/>
+        <w:sz w:val="20"/>
+      </w:rPr>
+    </w:lvl>
+    <w:lvl w:ilvl="7" w:tentative="1">
+      <w:start w:val="1"/>
+      <w:numFmt w:val="bullet"/>
+      <w:lvlText w:val=""/>
+      <w:lvlJc w:val="left"/>
+      <w:pPr>
+        <w:tabs>
+          <w:tab w:val="num" w:pos="5760"/>
+        </w:tabs>
+        <w:ind w:left="5760" w:hanging="360"/>
+      </w:pPr>
+      <w:rPr>
+        <w:rFonts w:ascii="Wingdings" w:hAnsi="Wingdings" w:hint="default"/>
+        <w:sz w:val="20"/>
+      </w:rPr>
+    </w:lvl>
+    <w:lvl w:ilvl="8" w:tentative="1">
+      <w:start w:val="1"/>
+      <w:numFmt w:val="bullet"/>
+      <w:lvlText w:val=""/>
+      <w:lvlJc w:val="left"/>
+      <w:pPr>
+        <w:tabs>
+          <w:tab w:val="num" w:pos="6480"/>
+        </w:tabs>
+        <w:ind w:left="6480" w:hanging="360"/>
+      </w:pPr>
+      <w:rPr>
+        <w:rFonts w:ascii="Wingdings" w:hAnsi="Wingdings" w:hint="default"/>
+        <w:sz w:val="20"/>
+      </w:rPr>
+    </w:lvl>
+  </w:abstractNum>
+  <w:abstractNum w:abstractNumId="11" w15:restartNumberingAfterBreak="0">
+    <w:nsid w:val="7CD249B5"/>
+    <w:multiLevelType w:val="multilevel"/>
+    <w:tmpl w:val="E8468A7A"/>
+    <w:lvl w:ilvl="0">
+      <w:start w:val="1"/>
+      <w:numFmt w:val="bullet"/>
+      <w:lvlText w:val=""/>
+      <w:lvlJc w:val="left"/>
+      <w:pPr>
+        <w:tabs>
+          <w:tab w:val="num" w:pos="720"/>
+        </w:tabs>
+        <w:ind w:left="720" w:hanging="360"/>
+      </w:pPr>
+      <w:rPr>
+        <w:rFonts w:ascii="Symbol" w:hAnsi="Symbol" w:hint="default"/>
+        <w:sz w:val="20"/>
+      </w:rPr>
+    </w:lvl>
+    <w:lvl w:ilvl="1" w:tentative="1">
+      <w:start w:val="1"/>
+      <w:numFmt w:val="bullet"/>
+      <w:lvlText w:val="o"/>
+      <w:lvlJc w:val="left"/>
+      <w:pPr>
+        <w:tabs>
+          <w:tab w:val="num" w:pos="1440"/>
+        </w:tabs>
+        <w:ind w:left="1440" w:hanging="360"/>
+      </w:pPr>
+      <w:rPr>
+        <w:rFonts w:ascii="Courier New" w:hAnsi="Courier New" w:hint="default"/>
+        <w:sz w:val="20"/>
+      </w:rPr>
+    </w:lvl>
+    <w:lvl w:ilvl="2" w:tentative="1">
+      <w:start w:val="1"/>
+      <w:numFmt w:val="bullet"/>
+      <w:lvlText w:val=""/>
+      <w:lvlJc w:val="left"/>
+      <w:pPr>
+        <w:tabs>
+          <w:tab w:val="num" w:pos="2160"/>
+        </w:tabs>
+        <w:ind w:left="2160" w:hanging="360"/>
+      </w:pPr>
+      <w:rPr>
+        <w:rFonts w:ascii="Wingdings" w:hAnsi="Wingdings" w:hint="default"/>
+        <w:sz w:val="20"/>
+      </w:rPr>
+    </w:lvl>
+    <w:lvl w:ilvl="3" w:tentative="1">
+      <w:start w:val="1"/>
+      <w:numFmt w:val="bullet"/>
+      <w:lvlText w:val=""/>
+      <w:lvlJc w:val="left"/>
+      <w:pPr>
+        <w:tabs>
+          <w:tab w:val="num" w:pos="2880"/>
+        </w:tabs>
+        <w:ind w:left="2880" w:hanging="360"/>
+      </w:pPr>
+      <w:rPr>
+        <w:rFonts w:ascii="Wingdings" w:hAnsi="Wingdings" w:hint="default"/>
+        <w:sz w:val="20"/>
+      </w:rPr>
+    </w:lvl>
+    <w:lvl w:ilvl="4" w:tentative="1">
+      <w:start w:val="1"/>
+      <w:numFmt w:val="bullet"/>
+      <w:lvlText w:val=""/>
+      <w:lvlJc w:val="left"/>
+      <w:pPr>
+        <w:tabs>
+          <w:tab w:val="num" w:pos="3600"/>
+        </w:tabs>
+        <w:ind w:left="3600" w:hanging="360"/>
+      </w:pPr>
+      <w:rPr>
+        <w:rFonts w:ascii="Wingdings" w:hAnsi="Wingdings" w:hint="default"/>
+        <w:sz w:val="20"/>
+      </w:rPr>
+    </w:lvl>
+    <w:lvl w:ilvl="5" w:tentative="1">
+      <w:start w:val="1"/>
+      <w:numFmt w:val="bullet"/>
+      <w:lvlText w:val=""/>
+      <w:lvlJc w:val="left"/>
+      <w:pPr>
+        <w:tabs>
+          <w:tab w:val="num" w:pos="4320"/>
+        </w:tabs>
+        <w:ind w:left="4320" w:hanging="360"/>
+      </w:pPr>
+      <w:rPr>
+        <w:rFonts w:ascii="Wingdings" w:hAnsi="Wingdings" w:hint="default"/>
+        <w:sz w:val="20"/>
+      </w:rPr>
+    </w:lvl>
+    <w:lvl w:ilvl="6" w:tentative="1">
+      <w:start w:val="1"/>
+      <w:numFmt w:val="bullet"/>
+      <w:lvlText w:val=""/>
+      <w:lvlJc w:val="left"/>
+      <w:pPr>
+        <w:tabs>
+          <w:tab w:val="num" w:pos="5040"/>
+        </w:tabs>
+        <w:ind w:left="5040" w:hanging="360"/>
+      </w:pPr>
+      <w:rPr>
+        <w:rFonts w:ascii="Wingdings" w:hAnsi="Wingdings" w:hint="default"/>
+        <w:sz w:val="20"/>
+      </w:rPr>
+    </w:lvl>
+    <w:lvl w:ilvl="7" w:tentative="1">
+      <w:start w:val="1"/>
+      <w:numFmt w:val="bullet"/>
+      <w:lvlText w:val=""/>
+      <w:lvlJc w:val="left"/>
+      <w:pPr>
+        <w:tabs>
+          <w:tab w:val="num" w:pos="5760"/>
+        </w:tabs>
+        <w:ind w:left="5760" w:hanging="360"/>
+      </w:pPr>
+      <w:rPr>
+        <w:rFonts w:ascii="Wingdings" w:hAnsi="Wingdings" w:hint="default"/>
+        <w:sz w:val="20"/>
+      </w:rPr>
+    </w:lvl>
+    <w:lvl w:ilvl="8" w:tentative="1">
+      <w:start w:val="1"/>
+      <w:numFmt w:val="bullet"/>
+      <w:lvlText w:val=""/>
+      <w:lvlJc w:val="left"/>
+      <w:pPr>
+        <w:tabs>
+          <w:tab w:val="num" w:pos="6480"/>
+        </w:tabs>
+        <w:ind w:left="6480" w:hanging="360"/>
+      </w:pPr>
+      <w:rPr>
+        <w:rFonts w:ascii="Wingdings" w:hAnsi="Wingdings" w:hint="default"/>
+        <w:sz w:val="20"/>
+      </w:rPr>
+    </w:lvl>
+  </w:abstractNum>
+  <w:num w:numId="1" w16cid:durableId="1674801153">
+    <w:abstractNumId w:val="7"/>
+  </w:num>
+  <w:num w:numId="2" w16cid:durableId="873229806">
+    <w:abstractNumId w:val="5"/>
+  </w:num>
+  <w:num w:numId="3" w16cid:durableId="402222986">
+    <w:abstractNumId w:val="0"/>
+  </w:num>
+  <w:num w:numId="4" w16cid:durableId="1990093067">
+    <w:abstractNumId w:val="10"/>
+  </w:num>
+  <w:num w:numId="5" w16cid:durableId="623853483">
+    <w:abstractNumId w:val="1"/>
+  </w:num>
+  <w:num w:numId="6" w16cid:durableId="504782105">
+    <w:abstractNumId w:val="8"/>
+  </w:num>
+  <w:num w:numId="7" w16cid:durableId="155803465">
+    <w:abstractNumId w:val="11"/>
+  </w:num>
+  <w:num w:numId="8" w16cid:durableId="1773935131">
+    <w:abstractNumId w:val="6"/>
+  </w:num>
+  <w:num w:numId="9" w16cid:durableId="769742891">
+    <w:abstractNumId w:val="3"/>
+  </w:num>
+  <w:num w:numId="10" w16cid:durableId="437143938">
+    <w:abstractNumId w:val="2"/>
+  </w:num>
+  <w:num w:numId="11" w16cid:durableId="2069768239">
+    <w:abstractNumId w:val="4"/>
+  </w:num>
+  <w:num w:numId="12" w16cid:durableId="1577859979">
+    <w:abstractNumId w:val="9"/>
+  </w:num>
+</w:numbering>
 </file>
 
 <file path=word/styles.xml><?xml version="1.0" encoding="utf-8"?>
@@ -658,6 +2760,7 @@
   <w:style w:type="paragraph" w:default="1" w:styleId="Normal">
     <w:name w:val="Normal"/>
     <w:qFormat/>
+    <w:rsid w:val="007F4DD3"/>
   </w:style>
   <w:style w:type="paragraph" w:styleId="Heading1">
     <w:name w:val="heading 1"/>
@@ -861,7 +2964,6 @@
   <w:style w:type="character" w:default="1" w:styleId="DefaultParagraphFont">
     <w:name w:val="Default Paragraph Font"/>
     <w:uiPriority w:val="1"/>
-    <w:semiHidden/>
     <w:unhideWhenUsed/>
   </w:style>
   <w:style w:type="table" w:default="1" w:styleId="TableNormal">
@@ -1173,6 +3275,29 @@
       <w:smallCaps/>
       <w:color w:val="0F4761" w:themeColor="accent1" w:themeShade="BF"/>
       <w:spacing w:val="5"/>
+    </w:rPr>
+  </w:style>
+  <w:style w:type="character" w:styleId="Hyperlink">
+    <w:name w:val="Hyperlink"/>
+    <w:basedOn w:val="DefaultParagraphFont"/>
+    <w:uiPriority w:val="99"/>
+    <w:unhideWhenUsed/>
+    <w:rsid w:val="00420046"/>
+    <w:rPr>
+      <w:color w:val="467886" w:themeColor="hyperlink"/>
+      <w:u w:val="single"/>
+    </w:rPr>
+  </w:style>
+  <w:style w:type="character" w:styleId="UnresolvedMention">
+    <w:name w:val="Unresolved Mention"/>
+    <w:basedOn w:val="DefaultParagraphFont"/>
+    <w:uiPriority w:val="99"/>
+    <w:semiHidden/>
+    <w:unhideWhenUsed/>
+    <w:rsid w:val="00420046"/>
+    <w:rPr>
+      <w:color w:val="605E5C"/>
+      <w:shd w:val="clear" w:color="auto" w:fill="E1DFDD"/>
     </w:rPr>
   </w:style>
 </w:styles>
